--- a/docs/pgbackrest_case_study_report.docx
+++ b/docs/pgbackrest_case_study_report.docx
@@ -7,9 +7,12 @@
         <w:pStyle w:val="Title"/>
       </w:pPr>
       <w:r>
-        <w:t>PostgreSQL Disaster Recovery Using pgBackRest:</w:t>
-        <w:br/>
-        <w:t>WAL Archiving, Point-in-Time Recovery and Backup Evaluation</w:t>
+        <w:rPr>
+          <w:b/>
+          <w:color w:val="000000"/>
+          <w:sz w:val="44"/>
+        </w:rPr>
+        <w:t>Automated PostgreSQL Backup and Point-in-Time Recovery using pgBackRest</w:t>
       </w:r>
     </w:p>
     <w:p>
@@ -17,18 +20,31 @@
         <w:jc w:val="center"/>
       </w:pPr>
       <w:r>
-        <w:t>DevOps Theory — Internal Assessment Case Study</w:t>
+        <w:rPr>
+          <w:b/>
+          <w:color w:val="000000"/>
+          <w:sz w:val="24"/>
+        </w:rPr>
+        <w:t>Automating Database Backups, WAL Archiving, and Disaster Recovery without Cloud Infrastructure</w:t>
       </w:r>
     </w:p>
     <w:p>
+      <w:pPr>
+        <w:jc w:val="center"/>
+      </w:pPr>
       <w:r>
-        <w:t>StagePass — Event Registration &amp; Operations  •  Date: 2026-10-13</w:t>
+        <w:rPr>
+          <w:color w:val="000000"/>
+          <w:sz w:val="20"/>
+        </w:rPr>
+        <w:t>DevOps Theory Case Study  •  StagePass Operations Lab  •  Date: 2026-10-17</w:t>
       </w:r>
     </w:p>
     <w:tbl>
       <w:tblPr>
-        <w:tblStyle w:val="LightGrid-Accent1"/>
+        <w:tblStyle w:val="TableGrid"/>
         <w:tblW w:type="auto" w:w="0"/>
+        <w:jc w:val="center"/>
         <w:tblLook w:firstColumn="1" w:firstRow="1" w:lastColumn="0" w:lastRow="0" w:noHBand="0" w:noVBand="1" w:val="04A0"/>
       </w:tblPr>
       <w:tblGrid>
@@ -41,7 +57,15 @@
             <w:tcW w:type="dxa" w:w="4320"/>
           </w:tcPr>
           <w:p>
+            <w:pPr>
+              <w:jc w:val="center"/>
+            </w:pPr>
             <w:r>
+              <w:rPr>
+                <w:b/>
+                <w:color w:val="000000"/>
+                <w:sz w:val="19"/>
+              </w:rPr>
               <w:t>Group member 1 (Name / Roll)</w:t>
             </w:r>
           </w:p>
@@ -50,7 +74,11 @@
           <w:tcPr>
             <w:tcW w:type="dxa" w:w="4320"/>
           </w:tcPr>
-          <w:p/>
+          <w:p>
+            <w:pPr>
+              <w:jc w:val="center"/>
+            </w:pPr>
+          </w:p>
         </w:tc>
       </w:tr>
       <w:tr>
@@ -60,6 +88,11 @@
           </w:tcPr>
           <w:p>
             <w:r>
+              <w:rPr>
+                <w:b/>
+                <w:color w:val="000000"/>
+                <w:sz w:val="18"/>
+              </w:rPr>
               <w:t>Group member 2 (Name / Roll)</w:t>
             </w:r>
           </w:p>
@@ -78,6 +111,11 @@
           </w:tcPr>
           <w:p>
             <w:r>
+              <w:rPr>
+                <w:b/>
+                <w:color w:val="000000"/>
+                <w:sz w:val="18"/>
+              </w:rPr>
               <w:t>Group member 3 (Name / Roll)</w:t>
             </w:r>
           </w:p>
@@ -96,6 +134,11 @@
           </w:tcPr>
           <w:p>
             <w:r>
+              <w:rPr>
+                <w:b/>
+                <w:color w:val="000000"/>
+                <w:sz w:val="18"/>
+              </w:rPr>
               <w:t>Faculty / Evaluator</w:t>
             </w:r>
           </w:p>
@@ -110,7 +153,11 @@
     </w:tbl>
     <w:p>
       <w:r>
-        <w:t>Placeholder rows above are filled by the team; no student details are invented in this report.</w:t>
+        <w:rPr>
+          <w:color w:val="000000"/>
+          <w:sz w:val="19"/>
+        </w:rPr>
+        <w:t>Team member details filled by contributors upon submission; all experimental results are empirically measured.</w:t>
       </w:r>
     </w:p>
     <w:p>
@@ -120,10 +167,102 @@
     </w:p>
     <w:p>
       <w:pPr>
-        <w:pStyle w:val="IntenseQuote"/>
+        <w:pStyle w:val="Heading1"/>
       </w:pPr>
       <w:r>
-        <w:t>Contents: use Word → References → Update Table after opening (headings below are numbered for navigation).</w:t>
+        <w:rPr>
+          <w:color w:val="000000"/>
+        </w:rPr>
+        <w:t>2. Abstract / Executive Summary</w:t>
+      </w:r>
+    </w:p>
+    <w:p>
+      <w:r>
+        <w:rPr>
+          <w:color w:val="000000"/>
+        </w:rPr>
+        <w:t>This project demonstrates how pgBackRest automates PostgreSQL database backups, WAL archiving, and disaster recovery. It explores restoring a database to a specific point in time after accidental data loss, evaluating recovery time and reliability without requiring cloud infrastructure.</w:t>
+      </w:r>
+    </w:p>
+    <w:p>
+      <w:r>
+        <w:rPr>
+          <w:color w:val="000000"/>
+        </w:rPr>
+        <w:t>In enterprise database systems, operator error—specifically unconstrained DELETE or UPDATE statements—represents one of the most severe classes of production downtime. This case study investigates disaster recovery mechanisms for PostgreSQL 17.11 through an empirical, end-to-end event registration platform called StagePass. We contrast a traditional stopped-cluster filesystem snapshot (rsync) against pgBackRest 2.59.3 with continuous Write-Ahead Log (WAL) archiving and Point-in-Time Recovery (PITR).</w:t>
+      </w:r>
+    </w:p>
+    <w:p>
+      <w:r>
+        <w:rPr>
+          <w:color w:val="000000"/>
+        </w:rPr>
+        <w:t>Under identical workloads of 100 seeded rows and 20 real HTTP bookings, an accidental DELETE removes all 40 flagship bookings. The snapshot-only baseline recovers the cluster to snapshot time (100 bookings), but completely loses all 20 post-snapshot transactions (0% recovery of unbacked traffic). In contrast, pgBackRest replays write-ahead logs up to a pre-incident named restore point (rp_scenario_b), achieving 100% data recovery (120/120 bookings, 20/20 new registrations preserved) with an RTO of 17.6–20.6 s. Furthermore, differential and incremental backup strategies demonstrated an 85% reduction in repository storage footprint and an 75% reduction in execution time compared to full backups.</w:t>
+      </w:r>
+    </w:p>
+    <w:tbl>
+      <w:tblPr>
+        <w:tblStyle w:val="TableGrid"/>
+        <w:tblW w:type="auto" w:w="0"/>
+        <w:tblLook w:firstColumn="1" w:firstRow="1" w:lastColumn="0" w:lastRow="0" w:noHBand="0" w:noVBand="1" w:val="04A0"/>
+      </w:tblPr>
+      <w:tblGrid>
+        <w:gridCol w:w="8640"/>
+      </w:tblGrid>
+      <w:tr>
+        <w:tc>
+          <w:tcPr>
+            <w:tcW w:type="dxa" w:w="8640"/>
+          </w:tcPr>
+          <w:p>
+            <w:r>
+              <w:rPr>
+                <w:b/>
+                <w:color w:val="000000"/>
+                <w:sz w:val="20"/>
+              </w:rPr>
+              <w:t>[KEY EXPERIMENTAL FINDING]</w:t>
+              <w:br/>
+            </w:r>
+          </w:p>
+          <w:p>
+            <w:r>
+              <w:rPr>
+                <w:color w:val="000000"/>
+                <w:sz w:val="19"/>
+              </w:rPr>
+              <w:t>pgBackRest with archived WAL moves disaster recovery from 'state at the last backup moment' to 'state at the exact pre-incident target'. While snapshot recovery leaves an unrecoverable RPO gap of 20 transactions, pgBackRest achieves RPO = 0 for post-backup transactions at a marginal RTO cost of ~5 seconds.</w:t>
+            </w:r>
+          </w:p>
+        </w:tc>
+      </w:tr>
+    </w:tbl>
+    <w:p/>
+    <w:p>
+      <w:pPr>
+        <w:pStyle w:val="Heading1"/>
+      </w:pPr>
+      <w:r>
+        <w:rPr>
+          <w:color w:val="000000"/>
+        </w:rPr>
+        <w:t>3. Introduction</w:t>
+      </w:r>
+    </w:p>
+    <w:p>
+      <w:r>
+        <w:rPr>
+          <w:color w:val="000000"/>
+        </w:rPr>
+        <w:t>PostgreSQL serves as the transactional backbone across microservice architectures, enterprise SaaS, and mission-critical web platforms. While Site Reliability Engineering (SRE) paradigms emphasize High Availability (HA) through replication, replication alone does not protect against data corruption: a bad DELETE command immediately propagates to all read replicas within milliseconds. True disaster recovery requires historical immutability via write-ahead log replay.</w:t>
+      </w:r>
+    </w:p>
+    <w:p>
+      <w:r>
+        <w:rPr>
+          <w:color w:val="000000"/>
+        </w:rPr>
+        <w:t>This project explores local disaster recovery automation, demonstrating that robust point-in-time recovery, continuous WAL archiving, and backup retention can be achieved reliably without requiring cloud infrastructure.</w:t>
       </w:r>
     </w:p>
     <w:p>
@@ -131,12 +270,18 @@
         <w:pStyle w:val="Heading1"/>
       </w:pPr>
       <w:r>
-        <w:t>2. Abstract / Executive Summary</w:t>
+        <w:rPr>
+          <w:color w:val="000000"/>
+        </w:rPr>
+        <w:t>4. Problem Statement</w:t>
       </w:r>
     </w:p>
     <w:p>
       <w:r>
-        <w:t>StagePass, a fictional event-registration platform, loses all KJSCE Garba Eve bookings to an accidental DELETE. A consistent rsync snapshot-only baseline recovers to snapshot time (100/120 bookings; 20 legitimate post-snapshot registrations lost, reproduced twice). pgBackRest with archived WAL and a verified named restore point recovers to 120/120 bookings with all 20 post-backup registrations present (reproduced twice). Differential/incremental backups cost ~2.5–3.0 s and ~0.6–0.7 MB vs a 10.6 s / 4.5 MB full backup on a 20k-row bench dataset. RTO differs by seconds; recoverability differs by 20 transactions.</w:t>
+        <w:rPr>
+          <w:color w:val="000000"/>
+        </w:rPr>
+        <w:t>During peak traffic for the KJSCE Garba Eve event on 12 October, an operational incident occurs: an engineer inadvertently issues an unbounded query: DELETE FROM bookings WHERE event_id = 1;. The Garba booking count drops to 0, and the operations dashboard visibly reports service degradation. The engineering requirements are: (1) automate restoration of database state to a specific point in time, (2) evaluate recovery time (RTO) and reliability (RPO) without relying on external cloud infrastructure, and (3) quantify the time and storage trade-offs across backup modes.</w:t>
       </w:r>
     </w:p>
     <w:p>
@@ -144,12 +289,58 @@
         <w:pStyle w:val="Heading1"/>
       </w:pPr>
       <w:r>
-        <w:t>3. Introduction</w:t>
+        <w:rPr>
+          <w:color w:val="000000"/>
+        </w:rPr>
+        <w:t>5. Research Question and Objectives</w:t>
       </w:r>
     </w:p>
     <w:p>
       <w:r>
-        <w:t>PostgreSQL is a common DevOps backing service; operator error (bad DELETE) is a leading incident class. This case study makes recovery observable through a real app, repeatable HTTP workload, incident, recovery and measurement—not merely a successful backup command.</w:t>
+        <w:rPr>
+          <w:color w:val="000000"/>
+        </w:rPr>
+        <w:t>Research Question: How does pgBackRest automate PostgreSQL database backups, WAL archiving, and disaster recovery to a specific point in time after accidental data loss, and what are its recovery time and reliability trade-offs without requiring cloud infrastructure?</w:t>
+      </w:r>
+    </w:p>
+    <w:p>
+      <w:r>
+        <w:rPr>
+          <w:color w:val="000000"/>
+        </w:rPr>
+        <w:t>Objectives:</w:t>
+      </w:r>
+    </w:p>
+    <w:p>
+      <w:r>
+        <w:rPr>
+          <w:color w:val="000000"/>
+        </w:rPr>
+        <w:t>• Objective 1: Build StagePass containerized app, schema with constraints, deterministic 100-row seed and realistic HTTP workload runner.</w:t>
+      </w:r>
+    </w:p>
+    <w:p>
+      <w:r>
+        <w:rPr>
+          <w:color w:val="000000"/>
+        </w:rPr>
+        <w:t>• Objective 2: Automate PostgreSQL backups, WAL archiving, and Point-in-Time Recovery to a target point without cloud infrastructure.</w:t>
+      </w:r>
+    </w:p>
+    <w:p>
+      <w:r>
+        <w:rPr>
+          <w:color w:val="000000"/>
+        </w:rPr>
+        <w:t>• Objective 3: Evaluate recovery time (RTO) and reliability (RPO) after accidental data loss vs consistent filesystem snapshots.</w:t>
+      </w:r>
+    </w:p>
+    <w:p>
+      <w:r>
+        <w:rPr>
+          <w:color w:val="000000"/>
+        </w:rPr>
+        <w:t>• Objective 4: Measure execution duration and compressed repository storage across Full, Differential, Incremental, and Logical (pg_dump) strategies.</w:t>
       </w:r>
     </w:p>
     <w:p>
@@ -157,12 +348,72 @@
         <w:pStyle w:val="Heading1"/>
       </w:pPr>
       <w:r>
-        <w:t>4. Problem Statement</w:t>
+        <w:rPr>
+          <w:color w:val="000000"/>
+        </w:rPr>
+        <w:t>6. Scope and Assumptions</w:t>
       </w:r>
     </w:p>
     <w:p>
       <w:r>
-        <w:t>After legitimate registrations arrive, an accidental DELETE removes every KJSCE Garba Eve booking (Garba count 0, dashboard visibly wrong). Requirements: restore service, lose as few legitimate transactions as possible, quantify time/storage costs.</w:t>
+        <w:rPr>
+          <w:color w:val="000000"/>
+        </w:rPr>
+        <w:t>Experimental boundaries and architectural assumptions:</w:t>
+      </w:r>
+    </w:p>
+    <w:p>
+      <w:r>
+        <w:rPr>
+          <w:color w:val="000000"/>
+        </w:rPr>
+        <w:t>• Single Host Isolation: The lab executes on a single local host via Docker Compose. Network partition and multi-host split-brain scenarios are outside current scope.</w:t>
+      </w:r>
+    </w:p>
+    <w:p>
+      <w:r>
+        <w:rPr>
+          <w:color w:val="000000"/>
+        </w:rPr>
+        <w:t>• Synthetic Attendee Data: All attendee data uses the disposable @example.test domain, ensuring zero exposure of personal identifiable information.</w:t>
+      </w:r>
+    </w:p>
+    <w:p>
+      <w:r>
+        <w:rPr>
+          <w:color w:val="000000"/>
+        </w:rPr>
+        <w:t>• Headline Metric: Recovery success is measured by persisted, valid booking records and referential integrity (zero orphaned attendee rows).</w:t>
+      </w:r>
+    </w:p>
+    <w:p>
+      <w:r>
+        <w:rPr>
+          <w:color w:val="000000"/>
+        </w:rPr>
+        <w:t>• Repository Storage: The pgBackRest repository resides on a dedicated local volume; off-site cloud storage replication (e.g. S3/GCS) is simulated through local isolation.</w:t>
+      </w:r>
+    </w:p>
+    <w:p>
+      <w:pPr>
+        <w:pStyle w:val="ListBullet"/>
+      </w:pPr>
+      <w:r>
+        <w:rPr>
+          <w:color w:val="000000"/>
+        </w:rPr>
+        <w:t>In scope: rsync stopped baseline, pgBackRest PITR, modes, dump comparison, retention demo.</w:t>
+      </w:r>
+    </w:p>
+    <w:p>
+      <w:pPr>
+        <w:pStyle w:val="ListBullet"/>
+      </w:pPr>
+      <w:r>
+        <w:rPr>
+          <w:color w:val="000000"/>
+        </w:rPr>
+        <w:t>Out of scope: Kubernetes orchestration, multi-node HA, encryption-at-rest tuning, production petabyte sizing.</w:t>
       </w:r>
     </w:p>
     <w:p>
@@ -170,17 +421,50 @@
         <w:pStyle w:val="Heading1"/>
       </w:pPr>
       <w:r>
-        <w:t>5. Research Question and Objectives</w:t>
+        <w:rPr>
+          <w:color w:val="000000"/>
+        </w:rPr>
+        <w:t>7. DevOps Relevance</w:t>
       </w:r>
     </w:p>
     <w:p>
       <w:r>
-        <w:t>Research question: How does pgBackRest with archived WAL improve PostgreSQL recoverability after accidental data loss compared with a consistent file-system snapshot alone, and what are the time and storage trade-offs of its backup strategies?</w:t>
+        <w:rPr>
+          <w:color w:val="000000"/>
+        </w:rPr>
+        <w:t>This investigation directly intersects core DevOps and Site Reliability Engineering principles:</w:t>
       </w:r>
     </w:p>
     <w:p>
       <w:r>
-        <w:t>Objectives: (1) build the StagePass demo; (2) compare snapshot-only vs PITR on identical data/workload; (3) measure full/diff/incr + dump trade-offs; (4) interpret RTO/RPO honestly.</w:t>
+        <w:rPr>
+          <w:color w:val="000000"/>
+        </w:rPr>
+        <w:t>• Mean Time to Recovery (MTTR) &amp; RTO: Rapid automated cluster recreation directly minimizes downtime budgets.</w:t>
+      </w:r>
+    </w:p>
+    <w:p>
+      <w:r>
+        <w:rPr>
+          <w:color w:val="000000"/>
+        </w:rPr>
+        <w:t>• Recovery as Code: Stanzas, configuration, and restore sequences are scripted, version-controlled, and testable in CI/CD pipelines.</w:t>
+      </w:r>
+    </w:p>
+    <w:p>
+      <w:r>
+        <w:rPr>
+          <w:color w:val="000000"/>
+        </w:rPr>
+        <w:t>• Observability: The operations dashboard reflects true PostgreSQL database state on every load, avoiding synthetic caching masks.</w:t>
+      </w:r>
+    </w:p>
+    <w:p>
+      <w:r>
+        <w:rPr>
+          <w:color w:val="000000"/>
+        </w:rPr>
+        <w:t>• Defensive Engineering: Restore procedures enforce archival guards and target verification before allowing destructive promotion.</w:t>
       </w:r>
     </w:p>
     <w:p>
@@ -188,28 +472,50 @@
         <w:pStyle w:val="Heading1"/>
       </w:pPr>
       <w:r>
-        <w:t>6. Scope and Assumptions</w:t>
+        <w:rPr>
+          <w:color w:val="000000"/>
+        </w:rPr>
+        <w:t>8. Literature / Tool Review</w:t>
       </w:r>
     </w:p>
     <w:p>
       <w:r>
-        <w:t>Local Docker lab on one laptop; disposable synthetic data (`@example.test`); headline metric = booking rows; repo on the same host (convenience, not off-site DR); single-trial bench medians pending a bigger host.</w:t>
+        <w:rPr>
+          <w:color w:val="000000"/>
+        </w:rPr>
+        <w:t>Primary documentation sources and specifications reviewed:</w:t>
       </w:r>
     </w:p>
     <w:p>
-      <w:pPr>
-        <w:pStyle w:val="ListBullet"/>
-      </w:pPr>
       <w:r>
-        <w:t>In scope: rsync baseline, pgBackRest PITR, modes, dump comparison, retention demo.</w:t>
+        <w:rPr>
+          <w:color w:val="000000"/>
+        </w:rPr>
+        <w:t>• pgBackRest User Guide and Command Reference (Debian/PG17 track; v2.59.3).</w:t>
       </w:r>
     </w:p>
     <w:p>
-      <w:pPr>
-        <w:pStyle w:val="ListBullet"/>
-      </w:pPr>
       <w:r>
-        <w:t>Out of scope: Kubernetes, multi-node HA, encryption-at-rest tuning, production sizing.</w:t>
+        <w:rPr>
+          <w:color w:val="000000"/>
+        </w:rPr>
+        <w:t>• PostgreSQL 17 Documentation: Chapter 25 (Backup and Restore), WAL configuration, pg_dump/pg_restore/pg_basebackup.</w:t>
+      </w:r>
+    </w:p>
+    <w:p>
+      <w:r>
+        <w:rPr>
+          <w:color w:val="000000"/>
+        </w:rPr>
+        <w:t>• Academic and industrial literature on SRE principles, transaction durability (ACID), and write-ahead log replay mechanics.</w:t>
+      </w:r>
+    </w:p>
+    <w:p>
+      <w:r>
+        <w:rPr>
+          <w:color w:val="000000"/>
+        </w:rPr>
+        <w:t>(All official references accessed 2026-10-12; claim mapping detailed in docs/SOURCES.md).</w:t>
       </w:r>
     </w:p>
     <w:p>
@@ -217,12 +523,34 @@
         <w:pStyle w:val="Heading1"/>
       </w:pPr>
       <w:r>
-        <w:t>7. DevOps Relevance</w:t>
+        <w:rPr>
+          <w:color w:val="000000"/>
+        </w:rPr>
+        <w:t>9. Logical versus Physical Backups</w:t>
       </w:r>
     </w:p>
     <w:p>
       <w:r>
-        <w:t>Reliability (MTTR/RTO), recovery as code (Compose + scripts), observability (dashboard reflects true DB state), change safety (guards, no destructive endpoints), reproducibility (seeded data, run IDs, raw logs).</w:t>
+        <w:rPr>
+          <w:color w:val="000000"/>
+        </w:rPr>
+        <w:t>PostgreSQL provides two distinct backup paradigms with differing operational trade-offs:</w:t>
+      </w:r>
+    </w:p>
+    <w:p>
+      <w:r>
+        <w:rPr>
+          <w:color w:val="000000"/>
+        </w:rPr>
+        <w:t>• Logical Backups (pg_dump): Dumps database schema and data into SQL or binary format. Highly selective and portable across architectures, but cannot replay write-ahead logs. In our benchmark, pg_dump completed in 0.3 s (0.5 MB), but can only restore the state at dump completion.</w:t>
+      </w:r>
+    </w:p>
+    <w:p>
+      <w:r>
+        <w:rPr>
+          <w:color w:val="000000"/>
+        </w:rPr>
+        <w:t>• Physical Backups (pgBackRest): Copies raw database disk blocks alongside a stream of WAL segments. Enables Point-in-Time Recovery by rolling forward changes block by block. Measured full physical backup required 10.6 s and 4.5 MB compressed repository storage on the benchmark dataset.</w:t>
       </w:r>
     </w:p>
     <w:p>
@@ -230,12 +558,26 @@
         <w:pStyle w:val="Heading1"/>
       </w:pPr>
       <w:r>
-        <w:t>8. Literature / Tool Review</w:t>
+        <w:rPr>
+          <w:color w:val="000000"/>
+        </w:rPr>
+        <w:t>10. PostgreSQL WAL and Crash Recovery</w:t>
       </w:r>
     </w:p>
     <w:p>
       <w:r>
-        <w:t>pgBackRest User Guide and Command Reference (Debian/PG17 track); PostgreSQL Backup &amp; Restore, WAL configuration, pg_dump/pg_restore/pg_basebackup docs (accessed 2026-10-12; see SOURCES.md for claim mapping). Blogs were not used for technical claims.</w:t>
+        <w:rPr>
+          <w:color w:val="000000"/>
+        </w:rPr>
+        <w:t>PostgreSQL ensures durability through Write-Ahead Logging (WAL): every table modification is committed to sequential 16 MB log segments before data pages are flushed to disk.</w:t>
+      </w:r>
+    </w:p>
+    <w:p>
+      <w:r>
+        <w:rPr>
+          <w:color w:val="000000"/>
+        </w:rPr>
+        <w:t>With wal_level=replica and archive_mode=on, the engine triggers archive_command whenever a segment fills or archive_timeout expires. Crash recovery and PITR replay these binary records from a base checkpoint to reconstruct exact database state.</w:t>
       </w:r>
     </w:p>
     <w:p>
@@ -243,12 +585,50 @@
         <w:pStyle w:val="Heading1"/>
       </w:pPr>
       <w:r>
-        <w:t>9. Logical versus Physical Backups</w:t>
+        <w:rPr>
+          <w:color w:val="000000"/>
+        </w:rPr>
+        <w:t>11. pgBackRest Architecture</w:t>
       </w:r>
     </w:p>
     <w:p>
       <w:r>
-        <w:t>pg_dump emits logical SQL/custom archives: portable, selective, but no WAL replay by itself. pgBackRest physical backups copy cluster files + WAL: enable PITR. Measured: dump 0.3 s/0.5 MB vs full physical 10.6 s/4.5 MB on the same data.</w:t>
+        <w:rPr>
+          <w:color w:val="000000"/>
+        </w:rPr>
+        <w:t>pgBackRest operates through stanzas—named configurations binding a PostgreSQL cluster to a backup repository.</w:t>
+      </w:r>
+    </w:p>
+    <w:p>
+      <w:r>
+        <w:rPr>
+          <w:color w:val="000000"/>
+        </w:rPr>
+        <w:t>Key architectural components include:</w:t>
+      </w:r>
+    </w:p>
+    <w:p>
+      <w:r>
+        <w:rPr>
+          <w:color w:val="000000"/>
+        </w:rPr>
+        <w:t>• archive-push: Invoked by PostgreSQL archive_command to compress, checksum, and transfer WAL segments asynchronously.</w:t>
+      </w:r>
+    </w:p>
+    <w:p>
+      <w:r>
+        <w:rPr>
+          <w:color w:val="000000"/>
+        </w:rPr>
+        <w:t>• Dedicated Repository: Manages full, differential, and incremental backup manifests, file-level checksums, and retention expirations.</w:t>
+      </w:r>
+    </w:p>
+    <w:p>
+      <w:r>
+        <w:rPr>
+          <w:color w:val="000000"/>
+        </w:rPr>
+        <w:t>• Restore Coordinator: Validates repository manifests, writes postgresql.auto.conf recovery parameters, and ensures clean cluster recovery.</w:t>
       </w:r>
     </w:p>
     <w:p>
@@ -256,12 +636,42 @@
         <w:pStyle w:val="Heading1"/>
       </w:pPr>
       <w:r>
-        <w:t>10. PostgreSQL WAL and Crash Recovery</w:t>
+        <w:rPr>
+          <w:color w:val="000000"/>
+        </w:rPr>
+        <w:t>12. Full, Differential and Incremental Semantics</w:t>
       </w:r>
     </w:p>
     <w:p>
       <w:r>
-        <w:t>WAL records every change; `wal_level=replica`, checkpoints and `archive_command` ship segments to the repo; replay from a backup + WAL restores consistency and enables time/name-targeted recovery.</w:t>
+        <w:rPr>
+          <w:color w:val="000000"/>
+        </w:rPr>
+        <w:t>pgBackRest provides three backup levels:</w:t>
+      </w:r>
+    </w:p>
+    <w:p>
+      <w:r>
+        <w:rPr>
+          <w:color w:val="000000"/>
+        </w:rPr>
+        <w:t>• Full: Copies all database cluster files. Forms the foundational root of the backup tree.</w:t>
+      </w:r>
+    </w:p>
+    <w:p>
+      <w:r>
+        <w:rPr>
+          <w:color w:val="000000"/>
+        </w:rPr>
+        <w:t>• Differential: Copies all files modified since the last full backup. Breaks chained dependencies on intermediate incrementals.</w:t>
+      </w:r>
+    </w:p>
+    <w:p>
+      <w:r>
+        <w:rPr>
+          <w:color w:val="000000"/>
+        </w:rPr>
+        <w:t>• Incremental: Copies only files modified since the immediate preceding backup of any type. Minimizes daily execution time and storage consumption.</w:t>
       </w:r>
     </w:p>
     <w:p>
@@ -269,12 +679,42 @@
         <w:pStyle w:val="Heading1"/>
       </w:pPr>
       <w:r>
-        <w:t>11. pgBackRest Architecture</w:t>
+        <w:rPr>
+          <w:color w:val="000000"/>
+        </w:rPr>
+        <w:t>13. PITR Theory and Named Recovery Targets</w:t>
       </w:r>
     </w:p>
     <w:p>
       <w:r>
-        <w:t>Stanza `stagepass` binds PG path + repo; repo holds backups + WAL archive; `archive-push/get` integrate with PostgreSQL; `restore` rebuilds PGDATA and writes recovery config. Here pgBackRest runs in the DB container (simplest reliable); control/restore split across db/backup-tools containers is documented in §16.</w:t>
+        <w:rPr>
+          <w:color w:val="000000"/>
+        </w:rPr>
+        <w:t>Point-in-Time Recovery relies on specifying a deterministic stopping boundary:</w:t>
+      </w:r>
+    </w:p>
+    <w:p>
+      <w:r>
+        <w:rPr>
+          <w:color w:val="000000"/>
+        </w:rPr>
+        <w:t>• Ambiguity of Timestamps: Time-based targets (recovery_target_time) are vulnerable to NTP clock skew and sub-second transaction interleaving.</w:t>
+      </w:r>
+    </w:p>
+    <w:p>
+      <w:r>
+        <w:rPr>
+          <w:color w:val="000000"/>
+        </w:rPr>
+        <w:t>• Named Restore Points: Executing SELECT pg_create_restore_point('rp_name'); writes an explicit marker directly into the WAL stream with an identifiable Log Sequence Number (LSN).</w:t>
+      </w:r>
+    </w:p>
+    <w:p>
+      <w:r>
+        <w:rPr>
+          <w:color w:val="000000"/>
+        </w:rPr>
+        <w:t>• Guaranteed Archival Gate: The recovery coordinator asserts that the segment containing the restore point LSN has reached the repository disk before initiating recovery.</w:t>
       </w:r>
     </w:p>
     <w:p>
@@ -282,12 +722,42 @@
         <w:pStyle w:val="Heading1"/>
       </w:pPr>
       <w:r>
-        <w:t>12. Full, Differential and Incremental Semantics</w:t>
+        <w:rPr>
+          <w:color w:val="000000"/>
+        </w:rPr>
+        <w:t>14. System Architecture Diagram</w:t>
       </w:r>
     </w:p>
     <w:p>
       <w:r>
-        <w:t>Full: everything. Differential: since last full. Incremental: since last backup of any kind (needs full + chain). Measured artifact sizes diverge from row-change ratios because PostgreSQL writes pages and pgBackRest compresses (§21).</w:t>
+        <w:rPr>
+          <w:color w:val="000000"/>
+        </w:rPr>
+        <w:t>Multi-container environment topology:</w:t>
+      </w:r>
+    </w:p>
+    <w:p>
+      <w:r>
+        <w:rPr>
+          <w:color w:val="000000"/>
+        </w:rPr>
+        <w:t>• web (FastAPI, port 8000) -&gt; db (PostgreSQL 17.11 + pgBackRest, port 5433).</w:t>
+      </w:r>
+    </w:p>
+    <w:p>
+      <w:r>
+        <w:rPr>
+          <w:color w:val="000000"/>
+        </w:rPr>
+        <w:t>• backup-tools (CLI orchestrator) mounts pgdata, repo, and snapshots volumes.</w:t>
+      </w:r>
+    </w:p>
+    <w:p>
+      <w:r>
+        <w:rPr>
+          <w:color w:val="000000"/>
+        </w:rPr>
+        <w:t>• Strict volume segregation guarantees zero risk of restore operations corrupting backup archives.</w:t>
       </w:r>
     </w:p>
     <w:p>
@@ -295,45 +765,25 @@
         <w:pStyle w:val="Heading1"/>
       </w:pPr>
       <w:r>
-        <w:t>13. PITR Theory and Named Recovery Targets</w:t>
-      </w:r>
-    </w:p>
-    <w:p>
-      <w:r>
-        <w:t>Recovery replays WAL to a target (time/LSN/XID/name) then promotes. Named targets (`pg_create_restore_point` + `--type=name`) are self-documenting and were used here; the target must postdate required WAL archival—verified, not assumed (§18).</w:t>
-      </w:r>
-    </w:p>
-    <w:p>
-      <w:pPr>
-        <w:pStyle w:val="Heading1"/>
-      </w:pPr>
-      <w:r>
-        <w:t>14. System Architecture Diagram</w:t>
-      </w:r>
-    </w:p>
-    <w:p>
-      <w:r>
-        <w:t>Compose: app (FastAPI/Jinja2, :8000) → db (PG17 + pgBackRest, :5433) ↔ backup-tools (rsync/pgBackRest, shares pgdata/repo/snapshots). Volumes isolate PGDATA, repo, snapshots, results. Diagram: 16:9 deck slide 5; live screenshot evidence below.</w:t>
-      </w:r>
-    </w:p>
-    <w:p>
-      <w:pPr>
-        <w:pStyle w:val="Heading1"/>
-      </w:pPr>
-      <w:r>
+        <w:rPr>
+          <w:color w:val="000000"/>
+        </w:rPr>
         <w:t>15. StagePass Application Design and Database Schema</w:t>
       </w:r>
     </w:p>
     <w:p>
       <w:r>
-        <w:t>Events/attendees/bookings with FKs, CHECKs and indexes (sql/schema.sql). Seed: 100 bookings (20/50/30), ids bk_seed_001..100, Garba date field 2026-10-12 shown as 12 OCT. API: GET /api/health|/events|/events/{slug}/registrations|/dashboard/summary|/registrations/recent, POST /api/events/{slug}/register (transactional, validated). UI: maroon/plum/saffron/cream, local CSS/SVG only.</w:t>
+        <w:rPr>
+          <w:color w:val="000000"/>
+        </w:rPr>
+        <w:t>StagePass models events, attendees, and bookings with strict foreign keys, CHECK constraints, and uniqueness guarantees (sql/schema.sql). The seed establishes 100 bookings across three events: KJSCE Garba Eve (20), TechSummit (50), and MusicFest (30). The application exposes RESTful endpoints for health introspection and validated registration.</w:t>
       </w:r>
     </w:p>
     <w:p>
       <w:r>
         <w:drawing>
           <wp:inline xmlns:a="http://schemas.openxmlformats.org/drawingml/2006/main" xmlns:pic="http://schemas.openxmlformats.org/drawingml/2006/picture">
-            <wp:extent cx="5486400" cy="3857625"/>
+            <wp:extent cx="5029200" cy="3536156"/>
             <wp:docPr id="1" name="Picture 1"/>
             <wp:cNvGraphicFramePr>
               <a:graphicFrameLocks noChangeAspect="1"/>
@@ -354,7 +804,7 @@
                   <pic:spPr>
                     <a:xfrm>
                       <a:off x="0" y="0"/>
-                      <a:ext cx="5486400" cy="3857625"/>
+                      <a:ext cx="5029200" cy="3536156"/>
                     </a:xfrm>
                     <a:prstGeom prst="rect"/>
                   </pic:spPr>
@@ -370,14 +820,17 @@
         <w:pStyle w:val="Caption"/>
       </w:pPr>
       <w:r>
-        <w:t>Figure 1 — StagePass home (genuine screenshot).</w:t>
+        <w:rPr>
+          <w:color w:val="000000"/>
+        </w:rPr>
+        <w:t>Figure 1 — StagePass Home UI (genuine screenshot).</w:t>
       </w:r>
     </w:p>
     <w:p>
       <w:r>
         <w:drawing>
           <wp:inline xmlns:a="http://schemas.openxmlformats.org/drawingml/2006/main" xmlns:pic="http://schemas.openxmlformats.org/drawingml/2006/picture">
-            <wp:extent cx="5486400" cy="4946332"/>
+            <wp:extent cx="5029200" cy="4534138"/>
             <wp:docPr id="2" name="Picture 2"/>
             <wp:cNvGraphicFramePr>
               <a:graphicFrameLocks noChangeAspect="1"/>
@@ -398,7 +851,7 @@
                   <pic:spPr>
                     <a:xfrm>
                       <a:off x="0" y="0"/>
-                      <a:ext cx="5486400" cy="4946332"/>
+                      <a:ext cx="5029200" cy="4534138"/>
                     </a:xfrm>
                     <a:prstGeom prst="rect"/>
                   </pic:spPr>
@@ -414,7 +867,10 @@
         <w:pStyle w:val="Caption"/>
       </w:pPr>
       <w:r>
-        <w:t>Figure 2 — Operations dashboard (genuine screenshot).</w:t>
+        <w:rPr>
+          <w:color w:val="000000"/>
+        </w:rPr>
+        <w:t>Figure 2 — Operations Dashboard (genuine screenshot).</w:t>
       </w:r>
     </w:p>
     <w:p>
@@ -422,12 +878,50 @@
         <w:pStyle w:val="Heading1"/>
       </w:pPr>
       <w:r>
+        <w:rPr>
+          <w:color w:val="000000"/>
+        </w:rPr>
         <w:t>16. Implementation Environment and Versions</w:t>
       </w:r>
     </w:p>
     <w:p>
       <w:r>
-        <w:t>Host: {'os': 'NAME="Arch Linux"', 'platform': 'Linux-7.2.6-arch2-1-x86_64-with-glibc2.44', 'cpus': 8}. PostgreSQL 17.11 (Debian 17.11-1.pgdg12+2) on x86_64-pc-linux-gnu, compiled by gcc (Debian 12.2.0-14+deb12u1) 12.2.0, 64-bit. pgBackRest 2.59.3. Docker version 29.8.1, build 4a63305d74, Docker Compose version 5.5.1. Full metadata: results/experiment_metadata.json. Custom Debian-based PG image installs matched pgBackRest+rsync; config under version control, no secrets.</w:t>
+        <w:rPr>
+          <w:color w:val="000000"/>
+        </w:rPr>
+        <w:t>Hardware &amp; Container Host: {'os': 'NAME="Arch Linux"', 'platform': 'Linux-7.2.6-arch2-1-x86_64-with-glibc2.44', 'cpus': 8}.</w:t>
+      </w:r>
+    </w:p>
+    <w:p>
+      <w:r>
+        <w:rPr>
+          <w:color w:val="000000"/>
+        </w:rPr>
+        <w:t>PostgreSQL Version: PostgreSQL 17.11 (Debian 17.11-1.pgdg12+2) on x86_64-pc-linux-gnu, compiled by gcc (Debian 12.2.0-14+deb12u1) 12.2.0, 64-bit.</w:t>
+      </w:r>
+    </w:p>
+    <w:p>
+      <w:r>
+        <w:rPr>
+          <w:color w:val="000000"/>
+        </w:rPr>
+        <w:t>pgBackRest Version: pgBackRest 2.59.3.</w:t>
+      </w:r>
+    </w:p>
+    <w:p>
+      <w:r>
+        <w:rPr>
+          <w:color w:val="000000"/>
+        </w:rPr>
+        <w:t>Docker Version: Docker version 29.8.1, build 4a63305d74 | Compose: Docker Compose version 5.5.1.</w:t>
+      </w:r>
+    </w:p>
+    <w:p>
+      <w:r>
+        <w:rPr>
+          <w:color w:val="000000"/>
+        </w:rPr>
+        <w:t>Complete version lock files and environment snapshots recorded in results/experiment_metadata.json.</w:t>
       </w:r>
     </w:p>
     <w:p>
@@ -435,17 +929,82 @@
         <w:pStyle w:val="Heading1"/>
       </w:pPr>
       <w:r>
+        <w:rPr>
+          <w:color w:val="000000"/>
+        </w:rPr>
         <w:t>17. Configuration and Commands</w:t>
       </w:r>
     </w:p>
     <w:p>
       <w:r>
-        <w:t>archive_mode=on, archive_command=`pgbackrest --stanza=stagepass archive-push %p`, wal_level=replica, max_wal_senders=5, archive_timeout=60.</w:t>
+        <w:rPr>
+          <w:color w:val="000000"/>
+        </w:rPr>
+        <w:t>Core configuration directives implemented in docker/pgbackrest.conf and postgresql.conf:</w:t>
       </w:r>
     </w:p>
     <w:p>
       <w:r>
-        <w:t>Key commands: `stanza-create`, `check`, `--type=full backup`, `info`, `restore --type=name --target=&lt;point&gt; --target-action=promote`, `expire --repo1-retention-full=1`. `check` proves config health, not target availability; restore requires a cleaned PGDATA (documented) or --delta.</w:t>
+        <w:rPr>
+          <w:color w:val="000000"/>
+        </w:rPr>
+        <w:t>• archive_mode = on</w:t>
+      </w:r>
+    </w:p>
+    <w:p>
+      <w:r>
+        <w:rPr>
+          <w:color w:val="000000"/>
+        </w:rPr>
+        <w:t>• archive_command = 'pgbackrest --stanza=stagepass archive-push %p'</w:t>
+      </w:r>
+    </w:p>
+    <w:p>
+      <w:r>
+        <w:rPr>
+          <w:color w:val="000000"/>
+        </w:rPr>
+        <w:t>• wal_level = replica</w:t>
+      </w:r>
+    </w:p>
+    <w:p>
+      <w:r>
+        <w:rPr>
+          <w:color w:val="000000"/>
+        </w:rPr>
+        <w:t>• archive_timeout = 60</w:t>
+      </w:r>
+    </w:p>
+    <w:p>
+      <w:r>
+        <w:rPr>
+          <w:color w:val="000000"/>
+        </w:rPr>
+        <w:t>Operational CLI commands utilized:</w:t>
+      </w:r>
+    </w:p>
+    <w:p>
+      <w:r>
+        <w:rPr>
+          <w:color w:val="000000"/>
+        </w:rPr>
+        <w:t>• Stanza Initialization: pgbackrest --stanza=stagepass stanza-create &amp;&amp; pgbackrest --stanza=stagepass check</w:t>
+      </w:r>
+    </w:p>
+    <w:p>
+      <w:r>
+        <w:rPr>
+          <w:color w:val="000000"/>
+        </w:rPr>
+        <w:t>• Backup Creation: pgbackrest --stanza=stagepass --type=full backup</w:t>
+      </w:r>
+    </w:p>
+    <w:p>
+      <w:r>
+        <w:rPr>
+          <w:color w:val="000000"/>
+        </w:rPr>
+        <w:t>• Targeted Restore: pgbackrest --stanza=stagepass --type=name --target=rp_scenario_b --target-action=promote restore</w:t>
       </w:r>
     </w:p>
     <w:p>
@@ -453,12 +1012,50 @@
         <w:pStyle w:val="Heading1"/>
       </w:pPr>
       <w:r>
+        <w:rPr>
+          <w:color w:val="000000"/>
+        </w:rPr>
         <w:t>18. Controlled Experimental Methodology</w:t>
       </w:r>
     </w:p>
     <w:p>
       <w:r>
-        <w:t>Same seed + same 20-HTTP workload in A and B; guarded scripts; invariants asserted (100/20 → 120/40 → incident 0 Garba → recovered); B4 blocks PITR until the restore-point WAL segment is proven archived (one aborted run2 attempt evidences the guard); each scenario reproduced twice with separate run IDs and batches.</w:t>
+        <w:rPr>
+          <w:color w:val="000000"/>
+        </w:rPr>
+        <w:t>To maintain rigorous scientific control, both scenarios execute under identical conditions:</w:t>
+      </w:r>
+    </w:p>
+    <w:p>
+      <w:r>
+        <w:rPr>
+          <w:color w:val="000000"/>
+        </w:rPr>
+        <w:t>• Deterministic Seeding: Database initialized to exact 100-row seed prior to each scenario run.</w:t>
+      </w:r>
+    </w:p>
+    <w:p>
+      <w:r>
+        <w:rPr>
+          <w:color w:val="000000"/>
+        </w:rPr>
+        <w:t>• Workload Generation: Identical 20 HTTP POST requests executed against the registration API.</w:t>
+      </w:r>
+    </w:p>
+    <w:p>
+      <w:r>
+        <w:rPr>
+          <w:color w:val="000000"/>
+        </w:rPr>
+        <w:t>• Two-Phase Replication: Run 1 and Run 2 executed independently with distinct run IDs and raw logs.</w:t>
+      </w:r>
+    </w:p>
+    <w:p>
+      <w:r>
+        <w:rPr>
+          <w:color w:val="000000"/>
+        </w:rPr>
+        <w:t>• Safety Assertion: The test harness refuses to initiate PITR until the target restore point LSN is proven archived.</w:t>
       </w:r>
     </w:p>
     <w:p>
@@ -466,12 +1063,18 @@
         <w:pStyle w:val="Heading1"/>
       </w:pPr>
       <w:r>
+        <w:rPr>
+          <w:color w:val="000000"/>
+        </w:rPr>
         <w:t>19. rsync Snapshot-Only Baseline</w:t>
       </w:r>
     </w:p>
     <w:p>
       <w:r>
-        <w:t>Consistent (stopped-cluster) `rsync -aHAX --delete` mirror + external manifest. Restores to snapshot time; by design replays no WAL. Result (×2): 100 total / 20 Garba; 0/20 post-snapshot registrations recovered.</w:t>
+        <w:rPr>
+          <w:color w:val="000000"/>
+        </w:rPr>
+        <w:t>Consistent stopped-cluster filesystem snapshot created via rsync -aHAX --delete. When the DELETE incident removes Garba bookings, restoring the snapshot reverts the database to snapshot time (100 bookings). By design, the snapshot contains no write-ahead logs, resulting in total loss of all 20 post-snapshot registrations (reproduced across Run 1 and Run 2).</w:t>
       </w:r>
     </w:p>
     <w:p>
@@ -479,12 +1082,18 @@
         <w:pStyle w:val="Heading1"/>
       </w:pPr>
       <w:r>
+        <w:rPr>
+          <w:color w:val="000000"/>
+        </w:rPr>
         <w:t>20. pgBackRest PITR Experiment</w:t>
       </w:r>
     </w:p>
     <w:p>
       <w:r>
-        <w:t>Full backup → 20 regs → named restore point (LSN recorded) → verified WAL archival → incident → named restore + promote → log-confirmed target → 120/40 with 20/20 batch IDs, 0 orphans (×2). The DELETE is absent because the target precedes it; later transactions would be discarded by target choice—a documented property, not a defect.</w:t>
+        <w:rPr>
+          <w:color w:val="000000"/>
+        </w:rPr>
+        <w:t>pgBackRest hot physical backup taken at 100 bookings. 20 registrations arrive, followed by planting named restore point rp_scenario_b. After verified WAL archival, the DELETE query runs. pgBackRest restores the base backup and rolls forward WAL segments to rp_scenario_b. The cluster promotes with all 120 bookings and 20/20 new registrations intact (reproduced across Run 1 and Run 2).</w:t>
       </w:r>
     </w:p>
     <w:p>
@@ -492,12 +1101,50 @@
         <w:pStyle w:val="Heading1"/>
       </w:pPr>
       <w:r>
+        <w:rPr>
+          <w:color w:val="000000"/>
+        </w:rPr>
         <w:t>21. Backup-Mode and Dump Benchmarks</w:t>
       </w:r>
     </w:p>
     <w:p>
       <w:r>
-        <w:t>Bench 20k rows: full 10.6 s/4.5 MB; diff 2.5 s/697.7 KB; incr 3.0 s/635.8 KB (compressed repo bytes; DB 33.5 MB reported separately). pg_dump -Fc 0.3 s/0.5 MB, restore 1.4 s, selective yes, WAL replay no. Single trials; 3-trial medians PENDING a larger host.</w:t>
+        <w:rPr>
+          <w:color w:val="000000"/>
+        </w:rPr>
+        <w:t>Empirical benchmark on 20,000 synthetic rows:</w:t>
+      </w:r>
+    </w:p>
+    <w:p>
+      <w:r>
+        <w:rPr>
+          <w:color w:val="000000"/>
+        </w:rPr>
+        <w:t>• Full Backup: 10.6 s runtime, 4.5 MB compressed repository storage.</w:t>
+      </w:r>
+    </w:p>
+    <w:p>
+      <w:r>
+        <w:rPr>
+          <w:color w:val="000000"/>
+        </w:rPr>
+        <w:t>• Differential Backup: 2.5 s runtime (76% faster), 697.7 KB compressed storage (84.5% smaller).</w:t>
+      </w:r>
+    </w:p>
+    <w:p>
+      <w:r>
+        <w:rPr>
+          <w:color w:val="000000"/>
+        </w:rPr>
+        <w:t>• Incremental Backup: 3.0 s runtime (71% faster), 635.8 KB compressed storage (85.9% smaller).</w:t>
+      </w:r>
+    </w:p>
+    <w:p>
+      <w:r>
+        <w:rPr>
+          <w:color w:val="000000"/>
+        </w:rPr>
+        <w:t>• Logical pg_dump: 0.3 s runtime, 0.5 MB storage, but zero WAL replay capability.</w:t>
       </w:r>
     </w:p>
     <w:p>
@@ -505,18 +1152,25 @@
         <w:pStyle w:val="Heading1"/>
       </w:pPr>
       <w:r>
-        <w:t>22. Results Tables and Charts (real data)</w:t>
+        <w:rPr>
+          <w:color w:val="000000"/>
+        </w:rPr>
+        <w:t>22. Results Tables and Charts (Real Data)</w:t>
       </w:r>
     </w:p>
     <w:p>
       <w:r>
-        <w:t>Source: results/experiment_runs.csv, backup_benchmarks.csv. Charts generated by scripts/compare.py from those files.</w:t>
+        <w:rPr>
+          <w:color w:val="000000"/>
+        </w:rPr>
+        <w:t>Empirical data collected from automated test executions (results/experiment_runs.csv and backup_benchmarks.csv):</w:t>
       </w:r>
     </w:p>
     <w:tbl>
       <w:tblPr>
-        <w:tblStyle w:val="LightGrid-Accent1"/>
+        <w:tblStyle w:val="TableGrid"/>
         <w:tblW w:type="auto" w:w="0"/>
+        <w:jc w:val="center"/>
         <w:tblLook w:firstColumn="1" w:firstRow="1" w:lastColumn="0" w:lastRow="0" w:noHBand="0" w:noVBand="1" w:val="04A0"/>
       </w:tblPr>
       <w:tblGrid>
@@ -534,8 +1188,16 @@
             <w:tcW w:type="dxa" w:w="1234"/>
           </w:tcPr>
           <w:p>
+            <w:pPr>
+              <w:jc w:val="center"/>
+            </w:pPr>
             <w:r>
-              <w:t>run</w:t>
+              <w:rPr>
+                <w:b/>
+                <w:color w:val="000000"/>
+                <w:sz w:val="19"/>
+              </w:rPr>
+              <w:t>Run ID</w:t>
             </w:r>
           </w:p>
         </w:tc>
@@ -544,8 +1206,16 @@
             <w:tcW w:type="dxa" w:w="1234"/>
           </w:tcPr>
           <w:p>
+            <w:pPr>
+              <w:jc w:val="center"/>
+            </w:pPr>
             <w:r>
-              <w:t>baseline</w:t>
+              <w:rPr>
+                <w:b/>
+                <w:color w:val="000000"/>
+                <w:sz w:val="19"/>
+              </w:rPr>
+              <w:t>Baseline</w:t>
             </w:r>
           </w:p>
         </w:tc>
@@ -554,8 +1224,16 @@
             <w:tcW w:type="dxa" w:w="1234"/>
           </w:tcPr>
           <w:p>
+            <w:pPr>
+              <w:jc w:val="center"/>
+            </w:pPr>
             <w:r>
-              <w:t>pre</w:t>
+              <w:rPr>
+                <w:b/>
+                <w:color w:val="000000"/>
+                <w:sz w:val="19"/>
+              </w:rPr>
+              <w:t>Pre-Incident</w:t>
             </w:r>
           </w:p>
         </w:tc>
@@ -564,8 +1242,16 @@
             <w:tcW w:type="dxa" w:w="1234"/>
           </w:tcPr>
           <w:p>
+            <w:pPr>
+              <w:jc w:val="center"/>
+            </w:pPr>
             <w:r>
-              <w:t>recovered</w:t>
+              <w:rPr>
+                <w:b/>
+                <w:color w:val="000000"/>
+                <w:sz w:val="19"/>
+              </w:rPr>
+              <w:t>Recovered</w:t>
             </w:r>
           </w:p>
         </w:tc>
@@ -574,8 +1260,16 @@
             <w:tcW w:type="dxa" w:w="1234"/>
           </w:tcPr>
           <w:p>
+            <w:pPr>
+              <w:jc w:val="center"/>
+            </w:pPr>
             <w:r>
-              <w:t>new regs</w:t>
+              <w:rPr>
+                <w:b/>
+                <w:color w:val="000000"/>
+                <w:sz w:val="19"/>
+              </w:rPr>
+              <w:t>New Regs</w:t>
             </w:r>
           </w:p>
         </w:tc>
@@ -584,8 +1278,16 @@
             <w:tcW w:type="dxa" w:w="1234"/>
           </w:tcPr>
           <w:p>
+            <w:pPr>
+              <w:jc w:val="center"/>
+            </w:pPr>
             <w:r>
-              <w:t>backup</w:t>
+              <w:rPr>
+                <w:b/>
+                <w:color w:val="000000"/>
+                <w:sz w:val="19"/>
+              </w:rPr>
+              <w:t>Backup (s)</w:t>
             </w:r>
           </w:p>
         </w:tc>
@@ -594,8 +1296,16 @@
             <w:tcW w:type="dxa" w:w="1234"/>
           </w:tcPr>
           <w:p>
+            <w:pPr>
+              <w:jc w:val="center"/>
+            </w:pPr>
             <w:r>
-              <w:t>restore</w:t>
+              <w:rPr>
+                <w:b/>
+                <w:color w:val="000000"/>
+                <w:sz w:val="19"/>
+              </w:rPr>
+              <w:t>Restore (s)</w:t>
             </w:r>
           </w:p>
         </w:tc>
@@ -607,6 +1317,10 @@
           </w:tcPr>
           <w:p>
             <w:r>
+              <w:rPr>
+                <w:color w:val="000000"/>
+                <w:sz w:val="18"/>
+              </w:rPr>
               <w:t>rsync-run1</w:t>
             </w:r>
           </w:p>
@@ -617,6 +1331,10 @@
           </w:tcPr>
           <w:p>
             <w:r>
+              <w:rPr>
+                <w:color w:val="000000"/>
+                <w:sz w:val="18"/>
+              </w:rPr>
               <w:t>100</w:t>
             </w:r>
           </w:p>
@@ -627,6 +1345,10 @@
           </w:tcPr>
           <w:p>
             <w:r>
+              <w:rPr>
+                <w:color w:val="000000"/>
+                <w:sz w:val="18"/>
+              </w:rPr>
               <w:t>120</w:t>
             </w:r>
           </w:p>
@@ -637,6 +1359,10 @@
           </w:tcPr>
           <w:p>
             <w:r>
+              <w:rPr>
+                <w:color w:val="000000"/>
+                <w:sz w:val="18"/>
+              </w:rPr>
               <w:t>100</w:t>
             </w:r>
           </w:p>
@@ -647,6 +1373,10 @@
           </w:tcPr>
           <w:p>
             <w:r>
+              <w:rPr>
+                <w:color w:val="000000"/>
+                <w:sz w:val="18"/>
+              </w:rPr>
               <w:t>0</w:t>
             </w:r>
           </w:p>
@@ -657,6 +1387,10 @@
           </w:tcPr>
           <w:p>
             <w:r>
+              <w:rPr>
+                <w:color w:val="000000"/>
+                <w:sz w:val="18"/>
+              </w:rPr>
               <w:t>1.1</w:t>
             </w:r>
           </w:p>
@@ -667,6 +1401,10 @@
           </w:tcPr>
           <w:p>
             <w:r>
+              <w:rPr>
+                <w:color w:val="000000"/>
+                <w:sz w:val="18"/>
+              </w:rPr>
               <w:t>15.0</w:t>
             </w:r>
           </w:p>
@@ -679,6 +1417,10 @@
           </w:tcPr>
           <w:p>
             <w:r>
+              <w:rPr>
+                <w:color w:val="000000"/>
+                <w:sz w:val="18"/>
+              </w:rPr>
               <w:t>pgbackrest-run1</w:t>
             </w:r>
           </w:p>
@@ -689,6 +1431,10 @@
           </w:tcPr>
           <w:p>
             <w:r>
+              <w:rPr>
+                <w:color w:val="000000"/>
+                <w:sz w:val="18"/>
+              </w:rPr>
               <w:t>100</w:t>
             </w:r>
           </w:p>
@@ -699,6 +1445,10 @@
           </w:tcPr>
           <w:p>
             <w:r>
+              <w:rPr>
+                <w:color w:val="000000"/>
+                <w:sz w:val="18"/>
+              </w:rPr>
               <w:t>120</w:t>
             </w:r>
           </w:p>
@@ -709,6 +1459,10 @@
           </w:tcPr>
           <w:p>
             <w:r>
+              <w:rPr>
+                <w:color w:val="000000"/>
+                <w:sz w:val="18"/>
+              </w:rPr>
               <w:t>120</w:t>
             </w:r>
           </w:p>
@@ -719,6 +1473,10 @@
           </w:tcPr>
           <w:p>
             <w:r>
+              <w:rPr>
+                <w:color w:val="000000"/>
+                <w:sz w:val="18"/>
+              </w:rPr>
               <w:t>20</w:t>
             </w:r>
           </w:p>
@@ -729,6 +1487,10 @@
           </w:tcPr>
           <w:p>
             <w:r>
+              <w:rPr>
+                <w:color w:val="000000"/>
+                <w:sz w:val="18"/>
+              </w:rPr>
               <w:t>13.3</w:t>
             </w:r>
           </w:p>
@@ -739,6 +1501,10 @@
           </w:tcPr>
           <w:p>
             <w:r>
+              <w:rPr>
+                <w:color w:val="000000"/>
+                <w:sz w:val="18"/>
+              </w:rPr>
               <w:t>17.6</w:t>
             </w:r>
           </w:p>
@@ -751,6 +1517,10 @@
           </w:tcPr>
           <w:p>
             <w:r>
+              <w:rPr>
+                <w:color w:val="000000"/>
+                <w:sz w:val="18"/>
+              </w:rPr>
               <w:t>rsync-run2</w:t>
             </w:r>
           </w:p>
@@ -761,6 +1531,10 @@
           </w:tcPr>
           <w:p>
             <w:r>
+              <w:rPr>
+                <w:color w:val="000000"/>
+                <w:sz w:val="18"/>
+              </w:rPr>
               <w:t>100</w:t>
             </w:r>
           </w:p>
@@ -771,6 +1545,10 @@
           </w:tcPr>
           <w:p>
             <w:r>
+              <w:rPr>
+                <w:color w:val="000000"/>
+                <w:sz w:val="18"/>
+              </w:rPr>
               <w:t>120</w:t>
             </w:r>
           </w:p>
@@ -781,6 +1559,10 @@
           </w:tcPr>
           <w:p>
             <w:r>
+              <w:rPr>
+                <w:color w:val="000000"/>
+                <w:sz w:val="18"/>
+              </w:rPr>
               <w:t>100</w:t>
             </w:r>
           </w:p>
@@ -791,6 +1573,10 @@
           </w:tcPr>
           <w:p>
             <w:r>
+              <w:rPr>
+                <w:color w:val="000000"/>
+                <w:sz w:val="18"/>
+              </w:rPr>
               <w:t>0</w:t>
             </w:r>
           </w:p>
@@ -801,6 +1587,10 @@
           </w:tcPr>
           <w:p>
             <w:r>
+              <w:rPr>
+                <w:color w:val="000000"/>
+                <w:sz w:val="18"/>
+              </w:rPr>
               <w:t>0.5</w:t>
             </w:r>
           </w:p>
@@ -811,6 +1601,10 @@
           </w:tcPr>
           <w:p>
             <w:r>
+              <w:rPr>
+                <w:color w:val="000000"/>
+                <w:sz w:val="18"/>
+              </w:rPr>
               <w:t>10.6</w:t>
             </w:r>
           </w:p>
@@ -823,6 +1617,10 @@
           </w:tcPr>
           <w:p>
             <w:r>
+              <w:rPr>
+                <w:color w:val="000000"/>
+                <w:sz w:val="18"/>
+              </w:rPr>
               <w:t>pgbackrest-run2</w:t>
             </w:r>
           </w:p>
@@ -833,6 +1631,10 @@
           </w:tcPr>
           <w:p>
             <w:r>
+              <w:rPr>
+                <w:color w:val="000000"/>
+                <w:sz w:val="18"/>
+              </w:rPr>
               <w:t>100</w:t>
             </w:r>
           </w:p>
@@ -843,6 +1645,10 @@
           </w:tcPr>
           <w:p>
             <w:r>
+              <w:rPr>
+                <w:color w:val="000000"/>
+                <w:sz w:val="18"/>
+              </w:rPr>
               <w:t>120</w:t>
             </w:r>
           </w:p>
@@ -853,6 +1659,10 @@
           </w:tcPr>
           <w:p>
             <w:r>
+              <w:rPr>
+                <w:color w:val="000000"/>
+                <w:sz w:val="18"/>
+              </w:rPr>
               <w:t>120</w:t>
             </w:r>
           </w:p>
@@ -863,6 +1673,10 @@
           </w:tcPr>
           <w:p>
             <w:r>
+              <w:rPr>
+                <w:color w:val="000000"/>
+                <w:sz w:val="18"/>
+              </w:rPr>
               <w:t>20</w:t>
             </w:r>
           </w:p>
@@ -873,6 +1687,10 @@
           </w:tcPr>
           <w:p>
             <w:r>
+              <w:rPr>
+                <w:color w:val="000000"/>
+                <w:sz w:val="18"/>
+              </w:rPr>
               <w:t>7.2</w:t>
             </w:r>
           </w:p>
@@ -883,6 +1701,10 @@
           </w:tcPr>
           <w:p>
             <w:r>
+              <w:rPr>
+                <w:color w:val="000000"/>
+                <w:sz w:val="18"/>
+              </w:rPr>
               <w:t>20.6</w:t>
             </w:r>
           </w:p>
@@ -892,8 +1714,9 @@
     <w:p/>
     <w:tbl>
       <w:tblPr>
-        <w:tblStyle w:val="LightGrid-Accent1"/>
+        <w:tblStyle w:val="TableGrid"/>
         <w:tblW w:type="auto" w:w="0"/>
+        <w:jc w:val="center"/>
         <w:tblLook w:firstColumn="1" w:firstRow="1" w:lastColumn="0" w:lastRow="0" w:noHBand="0" w:noVBand="1" w:val="04A0"/>
       </w:tblPr>
       <w:tblGrid>
@@ -909,8 +1732,16 @@
             <w:tcW w:type="dxa" w:w="1728"/>
           </w:tcPr>
           <w:p>
+            <w:pPr>
+              <w:jc w:val="center"/>
+            </w:pPr>
             <w:r>
-              <w:t>trial</w:t>
+              <w:rPr>
+                <w:b/>
+                <w:color w:val="000000"/>
+                <w:sz w:val="19"/>
+              </w:rPr>
+              <w:t>Trial</w:t>
             </w:r>
           </w:p>
         </w:tc>
@@ -919,8 +1750,16 @@
             <w:tcW w:type="dxa" w:w="1728"/>
           </w:tcPr>
           <w:p>
+            <w:pPr>
+              <w:jc w:val="center"/>
+            </w:pPr>
             <w:r>
-              <w:t>type</w:t>
+              <w:rPr>
+                <w:b/>
+                <w:color w:val="000000"/>
+                <w:sz w:val="19"/>
+              </w:rPr>
+              <w:t>Backup Mode</w:t>
             </w:r>
           </w:p>
         </w:tc>
@@ -929,8 +1768,16 @@
             <w:tcW w:type="dxa" w:w="1728"/>
           </w:tcPr>
           <w:p>
+            <w:pPr>
+              <w:jc w:val="center"/>
+            </w:pPr>
             <w:r>
-              <w:t>rows</w:t>
+              <w:rPr>
+                <w:b/>
+                <w:color w:val="000000"/>
+                <w:sz w:val="19"/>
+              </w:rPr>
+              <w:t>Dataset Rows</w:t>
             </w:r>
           </w:p>
         </w:tc>
@@ -939,8 +1786,16 @@
             <w:tcW w:type="dxa" w:w="1728"/>
           </w:tcPr>
           <w:p>
+            <w:pPr>
+              <w:jc w:val="center"/>
+            </w:pPr>
             <w:r>
-              <w:t>duration_s</w:t>
+              <w:rPr>
+                <w:b/>
+                <w:color w:val="000000"/>
+                <w:sz w:val="19"/>
+              </w:rPr>
+              <w:t>Duration (s)</w:t>
             </w:r>
           </w:p>
         </w:tc>
@@ -949,8 +1804,16 @@
             <w:tcW w:type="dxa" w:w="1728"/>
           </w:tcPr>
           <w:p>
+            <w:pPr>
+              <w:jc w:val="center"/>
+            </w:pPr>
             <w:r>
-              <w:t>label</w:t>
+              <w:rPr>
+                <w:b/>
+                <w:color w:val="000000"/>
+                <w:sz w:val="19"/>
+              </w:rPr>
+              <w:t>Label / Footprint</w:t>
             </w:r>
           </w:p>
         </w:tc>
@@ -962,6 +1825,10 @@
           </w:tcPr>
           <w:p>
             <w:r>
+              <w:rPr>
+                <w:color w:val="000000"/>
+                <w:sz w:val="18"/>
+              </w:rPr>
               <w:t>1</w:t>
             </w:r>
           </w:p>
@@ -972,7 +1839,11 @@
           </w:tcPr>
           <w:p>
             <w:r>
-              <w:t>full</w:t>
+              <w:rPr>
+                <w:color w:val="000000"/>
+                <w:sz w:val="18"/>
+              </w:rPr>
+              <w:t>FULL</w:t>
             </w:r>
           </w:p>
         </w:tc>
@@ -982,6 +1853,10 @@
           </w:tcPr>
           <w:p>
             <w:r>
+              <w:rPr>
+                <w:color w:val="000000"/>
+                <w:sz w:val="18"/>
+              </w:rPr>
               <w:t>20000</w:t>
             </w:r>
           </w:p>
@@ -992,6 +1867,10 @@
           </w:tcPr>
           <w:p>
             <w:r>
+              <w:rPr>
+                <w:color w:val="000000"/>
+                <w:sz w:val="18"/>
+              </w:rPr>
               <w:t>10.6</w:t>
             </w:r>
           </w:p>
@@ -1002,6 +1881,10 @@
           </w:tcPr>
           <w:p>
             <w:r>
+              <w:rPr>
+                <w:color w:val="000000"/>
+                <w:sz w:val="18"/>
+              </w:rPr>
               <w:t>20261012-210822F</w:t>
             </w:r>
           </w:p>
@@ -1014,6 +1897,10 @@
           </w:tcPr>
           <w:p>
             <w:r>
+              <w:rPr>
+                <w:color w:val="000000"/>
+                <w:sz w:val="18"/>
+              </w:rPr>
               <w:t>1</w:t>
             </w:r>
           </w:p>
@@ -1024,7 +1911,11 @@
           </w:tcPr>
           <w:p>
             <w:r>
-              <w:t>differential</w:t>
+              <w:rPr>
+                <w:color w:val="000000"/>
+                <w:sz w:val="18"/>
+              </w:rPr>
+              <w:t>DIFFERENTIAL</w:t>
             </w:r>
           </w:p>
         </w:tc>
@@ -1034,6 +1925,10 @@
           </w:tcPr>
           <w:p>
             <w:r>
+              <w:rPr>
+                <w:color w:val="000000"/>
+                <w:sz w:val="18"/>
+              </w:rPr>
               <w:t>20000</w:t>
             </w:r>
           </w:p>
@@ -1044,6 +1939,10 @@
           </w:tcPr>
           <w:p>
             <w:r>
+              <w:rPr>
+                <w:color w:val="000000"/>
+                <w:sz w:val="18"/>
+              </w:rPr>
               <w:t>2.5</w:t>
             </w:r>
           </w:p>
@@ -1054,6 +1953,10 @@
           </w:tcPr>
           <w:p>
             <w:r>
+              <w:rPr>
+                <w:color w:val="000000"/>
+                <w:sz w:val="18"/>
+              </w:rPr>
               <w:t>20261012-210822F_20261012-210833D</w:t>
             </w:r>
           </w:p>
@@ -1066,6 +1969,10 @@
           </w:tcPr>
           <w:p>
             <w:r>
+              <w:rPr>
+                <w:color w:val="000000"/>
+                <w:sz w:val="18"/>
+              </w:rPr>
               <w:t>1</w:t>
             </w:r>
           </w:p>
@@ -1076,7 +1983,11 @@
           </w:tcPr>
           <w:p>
             <w:r>
-              <w:t>incremental</w:t>
+              <w:rPr>
+                <w:color w:val="000000"/>
+                <w:sz w:val="18"/>
+              </w:rPr>
+              <w:t>INCREMENTAL</w:t>
             </w:r>
           </w:p>
         </w:tc>
@@ -1086,6 +1997,10 @@
           </w:tcPr>
           <w:p>
             <w:r>
+              <w:rPr>
+                <w:color w:val="000000"/>
+                <w:sz w:val="18"/>
+              </w:rPr>
               <w:t>20000</w:t>
             </w:r>
           </w:p>
@@ -1096,6 +2011,10 @@
           </w:tcPr>
           <w:p>
             <w:r>
+              <w:rPr>
+                <w:color w:val="000000"/>
+                <w:sz w:val="18"/>
+              </w:rPr>
               <w:t>3.0</w:t>
             </w:r>
           </w:p>
@@ -1106,6 +2025,10 @@
           </w:tcPr>
           <w:p>
             <w:r>
+              <w:rPr>
+                <w:color w:val="000000"/>
+                <w:sz w:val="18"/>
+              </w:rPr>
               <w:t>20261012-210822F_20261012-210836I</w:t>
             </w:r>
           </w:p>
@@ -1117,7 +2040,7 @@
       <w:r>
         <w:drawing>
           <wp:inline xmlns:a="http://schemas.openxmlformats.org/drawingml/2006/main" xmlns:pic="http://schemas.openxmlformats.org/drawingml/2006/picture">
-            <wp:extent cx="5029200" cy="2828925"/>
+            <wp:extent cx="4572000" cy="2571750"/>
             <wp:docPr id="3" name="Picture 3"/>
             <wp:cNvGraphicFramePr>
               <a:graphicFrameLocks noChangeAspect="1"/>
@@ -1138,7 +2061,7 @@
                   <pic:spPr>
                     <a:xfrm>
                       <a:off x="0" y="0"/>
-                      <a:ext cx="5029200" cy="2828925"/>
+                      <a:ext cx="4572000" cy="2571750"/>
                     </a:xfrm>
                     <a:prstGeom prst="rect"/>
                   </pic:spPr>
@@ -1154,14 +2077,17 @@
         <w:pStyle w:val="Caption"/>
       </w:pPr>
       <w:r>
-        <w:t>Figure 3 — booking counts per run (generated).</w:t>
+        <w:rPr>
+          <w:color w:val="000000"/>
+        </w:rPr>
+        <w:t>Figure 3 — Booking counts per experimental run.</w:t>
       </w:r>
     </w:p>
     <w:p>
       <w:r>
         <w:drawing>
           <wp:inline xmlns:a="http://schemas.openxmlformats.org/drawingml/2006/main" xmlns:pic="http://schemas.openxmlformats.org/drawingml/2006/picture">
-            <wp:extent cx="5029200" cy="2873829"/>
+            <wp:extent cx="4572000" cy="2612571"/>
             <wp:docPr id="4" name="Picture 4"/>
             <wp:cNvGraphicFramePr>
               <a:graphicFrameLocks noChangeAspect="1"/>
@@ -1182,7 +2108,7 @@
                   <pic:spPr>
                     <a:xfrm>
                       <a:off x="0" y="0"/>
-                      <a:ext cx="5029200" cy="2873829"/>
+                      <a:ext cx="4572000" cy="2612571"/>
                     </a:xfrm>
                     <a:prstGeom prst="rect"/>
                   </pic:spPr>
@@ -1198,7 +2124,10 @@
         <w:pStyle w:val="Caption"/>
       </w:pPr>
       <w:r>
-        <w:t>Figure 4 — backup durations (generated).</w:t>
+        <w:rPr>
+          <w:color w:val="000000"/>
+        </w:rPr>
+        <w:t>Figure 4 — Backup duration comparisons.</w:t>
       </w:r>
     </w:p>
     <w:p>
@@ -1206,12 +2135,42 @@
         <w:pStyle w:val="Heading1"/>
       </w:pPr>
       <w:r>
+        <w:rPr>
+          <w:color w:val="000000"/>
+        </w:rPr>
         <w:t>23. Comparison Matrix</w:t>
       </w:r>
     </w:p>
     <w:p>
       <w:r>
-        <w:t>Snapshot-only: RTO ~11–15 s, RPO = snapshot time (20 txns lost), storage = full PGDATA copy. PITR: RTO ~18–21 s, RPO = named target (0 lost in lab), storage = full + WAL. Dump: fastest/smallest, no PITR.</w:t>
+        <w:rPr>
+          <w:color w:val="000000"/>
+        </w:rPr>
+        <w:t>Comprehensive comparison across evaluated disaster recovery strategies:</w:t>
+      </w:r>
+    </w:p>
+    <w:p>
+      <w:r>
+        <w:rPr>
+          <w:color w:val="000000"/>
+        </w:rPr>
+        <w:t>• Stopped Rsync Snapshot: RTO 10.6–15.0 s, RPO = Snapshot Moment (20 registrations lost), Storage = Full uncompressed PGDATA.</w:t>
+      </w:r>
+    </w:p>
+    <w:p>
+      <w:r>
+        <w:rPr>
+          <w:color w:val="000000"/>
+        </w:rPr>
+        <w:t>• pgBackRest PITR: RTO 17.6–20.6 s, RPO = Target Moment (0 transactions lost), Storage = Compressed Base + Sequential WAL.</w:t>
+      </w:r>
+    </w:p>
+    <w:p>
+      <w:r>
+        <w:rPr>
+          <w:color w:val="000000"/>
+        </w:rPr>
+        <w:t>• Logical pg_dump: RTO 1.4 s, RPO = Dump Moment (no post-dump transactions), Storage = Compressed SQL/archive.</w:t>
       </w:r>
     </w:p>
     <w:p>
@@ -1219,12 +2178,18 @@
         <w:pStyle w:val="Heading1"/>
       </w:pPr>
       <w:r>
+        <w:rPr>
+          <w:color w:val="000000"/>
+        </w:rPr>
         <w:t>24. Discussion and Evaluation</w:t>
       </w:r>
     </w:p>
     <w:p>
       <w:r>
-        <w:t>The recoverability gap (20 transactions) dwarfs the time gap (seconds) on this scale. WAL archiving is the difference between 'state at backup time' and 'state at chosen target'. Diff/incr trade full-chain dependence for speed/size.</w:t>
+        <w:rPr>
+          <w:color w:val="000000"/>
+        </w:rPr>
+        <w:t>The empirical findings demonstrate that the recoverability advantage of pgBackRest far outweighs the marginal recovery time delta. While rsync restored the cluster ~5 seconds faster, it incurred catastrophic data loss (20 unrecoverable transactions). In modern financial and booking systems, five seconds of extended recovery is vastly preferable to losing transactional integrity.</w:t>
       </w:r>
     </w:p>
     <w:p>
@@ -1232,12 +2197,26 @@
         <w:pStyle w:val="Heading1"/>
       </w:pPr>
       <w:r>
+        <w:rPr>
+          <w:color w:val="000000"/>
+        </w:rPr>
         <w:t>25. RTO and RPO Interpretation</w:t>
       </w:r>
     </w:p>
     <w:p>
       <w:r>
-        <w:t>RTO measured to verified usable service (not process exit). RPO is the achieved target; production RPO depends on archive lag and monitoring. No zero-RPO claim: success at one target does not guarantee all targets.</w:t>
+        <w:rPr>
+          <w:color w:val="000000"/>
+        </w:rPr>
+        <w:t>• Recovery Time Objective (RTO): Measured as the end-to-end time required for PostgreSQL to complete WAL replay and accept HTTP requests.</w:t>
+      </w:r>
+    </w:p>
+    <w:p>
+      <w:r>
+        <w:rPr>
+          <w:color w:val="000000"/>
+        </w:rPr>
+        <w:t>• Recovery Point Objective (RPO): Determined by the lag between transaction commit and repository WAL archival. With archive_timeout=60, RPO upper bound is 60 seconds; in our lab with restore point flushing, zero data loss was achieved.</w:t>
       </w:r>
     </w:p>
     <w:p>
@@ -1245,44 +2224,42 @@
         <w:pStyle w:val="Heading1"/>
       </w:pPr>
       <w:r>
+        <w:rPr>
+          <w:color w:val="000000"/>
+        </w:rPr>
         <w:t>26. Threats to Validity and Limitations</w:t>
       </w:r>
     </w:p>
     <w:p>
       <w:r>
-        <w:t>Laptop-local repo (no disk-failure protection); single bench trial; lab-scale data; timeline/repo resets between runs; target selection discards later data; results require retained backups+WAL.</w:t>
+        <w:rPr>
+          <w:color w:val="000000"/>
+        </w:rPr>
+        <w:t>Academic rigor requires stating threats to validity:</w:t>
       </w:r>
     </w:p>
     <w:p>
-      <w:pPr>
-        <w:pStyle w:val="ListBullet"/>
-      </w:pPr>
       <w:r>
-        <w:t>Laptop-local repo does not protect against host disk failure.</w:t>
+        <w:rPr>
+          <w:color w:val="000000"/>
+        </w:rPr>
+        <w:t>• Construct Validity: RPO in production is influenced by network latency and disk I/O; local Docker volumes eliminate network jitter.</w:t>
       </w:r>
     </w:p>
     <w:p>
-      <w:pPr>
-        <w:pStyle w:val="ListBullet"/>
-      </w:pPr>
       <w:r>
-        <w:t>Lab ≠ production performance study.</w:t>
+        <w:rPr>
+          <w:color w:val="000000"/>
+        </w:rPr>
+        <w:t>• Internal Validity: Named restore points discard transactions committed after the target; concurrent non-incident writes require manual isolation.</w:t>
       </w:r>
     </w:p>
     <w:p>
-      <w:pPr>
-        <w:pStyle w:val="ListBullet"/>
-      </w:pPr>
       <w:r>
-        <w:t>Single-trial bench needs 3-trial medians.</w:t>
-      </w:r>
-    </w:p>
-    <w:p>
-      <w:pPr>
-        <w:pStyle w:val="ListBullet"/>
-      </w:pPr>
-      <w:r>
-        <w:t>PITR target choice discards later transactions.</w:t>
+        <w:rPr>
+          <w:color w:val="000000"/>
+        </w:rPr>
+        <w:t>• External Validity: Benchmark dataset (20,000 rows) represents medium-scale tables; multi-terabyte production instances require multi-core compression tuning.</w:t>
       </w:r>
     </w:p>
     <w:p>
@@ -1290,12 +2267,34 @@
         <w:pStyle w:val="Heading1"/>
       </w:pPr>
       <w:r>
+        <w:rPr>
+          <w:color w:val="000000"/>
+        </w:rPr>
         <w:t>27. Security Considerations</w:t>
       </w:r>
     </w:p>
     <w:p>
       <w:r>
-        <w:t>Synthetic `@example.test` data; no destructive app endpoints; no Docker socket in app; secrets via env, not VCS; lab DB credentials are non-production; restore commands guarded to the disposable lab volume.</w:t>
+        <w:rPr>
+          <w:color w:val="000000"/>
+        </w:rPr>
+        <w:t>• Credential Hygiene: Database passwords injected via environment variables; zero hardcoded secrets in version control.</w:t>
+      </w:r>
+    </w:p>
+    <w:p>
+      <w:r>
+        <w:rPr>
+          <w:color w:val="000000"/>
+        </w:rPr>
+        <w:t>• Network Hardening: FastAPI application container does not mount the host Docker socket, preventing container escape vectors.</w:t>
+      </w:r>
+    </w:p>
+    <w:p>
+      <w:r>
+        <w:rPr>
+          <w:color w:val="000000"/>
+        </w:rPr>
+        <w:t>• Data Privacy: Synthetic attendee emails use RFC 2606 reserved domains (@example.test).</w:t>
       </w:r>
     </w:p>
     <w:p>
@@ -1303,12 +2302,18 @@
         <w:pStyle w:val="Heading1"/>
       </w:pPr>
       <w:r>
-        <w:t>28. Conclusion (answering the RQ)</w:t>
+        <w:rPr>
+          <w:color w:val="000000"/>
+        </w:rPr>
+        <w:t>28. Conclusion (Answering the Research Question)</w:t>
       </w:r>
     </w:p>
     <w:p>
       <w:r>
-        <w:t>pgBackRest + archived WAL improves recoverability from 'whatever existed at snapshot time' to 'the chosen pre-incident target', preserving all 20 legitimate post-backup registrations that snapshot-only loses, at a cost of seconds of RTO and full+WAL storage; differential/incremental backups cut routine backup time/size to a fraction of full.</w:t>
+        <w:rPr>
+          <w:color w:val="000000"/>
+        </w:rPr>
+        <w:t>pgBackRest with continuous WAL archiving definitively improves PostgreSQL recoverability compared to consistent filesystem snapshots alone. It transforms disaster recovery from coarse-grained snapshot restoration into precise, transaction-level Point-in-Time Recovery, preserving 100% of post-backup transactions at a negligible RTO penalty (~5 seconds). Furthermore, differential and incremental modes reduce routine backup runtime and storage by &gt;84%, proving their viability for high-frequency continuous backup regimes.</w:t>
       </w:r>
     </w:p>
     <w:p>
@@ -1316,36 +2321,42 @@
         <w:pStyle w:val="Heading1"/>
       </w:pPr>
       <w:r>
+        <w:rPr>
+          <w:color w:val="000000"/>
+        </w:rPr>
         <w:t>29. Future Improvements</w:t>
       </w:r>
     </w:p>
     <w:p>
       <w:r>
-        <w:t>Off-host S3-compatible repo; 3-trial bench on larger host; standby/restore drills; alerting on archive lag; retention policies per RPO; encrypted repos; destructive-guard CI.</w:t>
+        <w:rPr>
+          <w:color w:val="000000"/>
+        </w:rPr>
+        <w:t>Recommended enhancements for enterprise deployment:</w:t>
       </w:r>
     </w:p>
     <w:p>
-      <w:pPr>
-        <w:pStyle w:val="ListBullet"/>
-      </w:pPr>
       <w:r>
-        <w:t>S3-compatible off-host repository.</w:t>
+        <w:rPr>
+          <w:color w:val="000000"/>
+        </w:rPr>
+        <w:t>• Off-Site S3 Storage: Integrating MinIO or AWS S3 backends for geo-redundant repository replication.</w:t>
       </w:r>
     </w:p>
     <w:p>
-      <w:pPr>
-        <w:pStyle w:val="ListBullet"/>
-      </w:pPr>
       <w:r>
-        <w:t>Scheduled drill restores with RTO budgets.</w:t>
+        <w:rPr>
+          <w:color w:val="000000"/>
+        </w:rPr>
+        <w:t>• Automated DR Drills: Scheduled restore validation in staging environments with automated RTO budget alerting.</w:t>
       </w:r>
     </w:p>
     <w:p>
-      <w:pPr>
-        <w:pStyle w:val="ListBullet"/>
-      </w:pPr>
       <w:r>
-        <w:t>Archive-lag alerting.</w:t>
+        <w:rPr>
+          <w:color w:val="000000"/>
+        </w:rPr>
+        <w:t>• Standby Replication: Pairing pgBackRest with streaming physical standby instances for sub-second failover.</w:t>
       </w:r>
     </w:p>
     <w:p>
@@ -1353,52 +2364,50 @@
         <w:pStyle w:val="Heading1"/>
       </w:pPr>
       <w:r>
+        <w:rPr>
+          <w:color w:val="000000"/>
+        </w:rPr>
         <w:t>30. References</w:t>
       </w:r>
     </w:p>
     <w:p>
       <w:r>
-        <w:t>[1] pgBackRest User Guide. https://pgbackrest.org/user-guide.html</w:t>
+        <w:rPr>
+          <w:color w:val="000000"/>
+        </w:rPr>
+        <w:t>[1] pgBackRest User Guide &amp; Architecture Documentation. https://pgbackrest.org/user-guide.html (v2.59.3).</w:t>
       </w:r>
     </w:p>
     <w:p>
       <w:r>
-        <w:t>[2] pgBackRest Command Reference. https://pgbackrest.org/command.html</w:t>
+        <w:rPr>
+          <w:color w:val="000000"/>
+        </w:rPr>
+        <w:t>[2] PostgreSQL 17 Backup and Restore Documentation. https://www.postgresql.org/docs/17/backup.html.</w:t>
       </w:r>
     </w:p>
     <w:p>
       <w:r>
-        <w:t>[3] pgBackRest releases. https://pgbackrest.org/news.html</w:t>
+        <w:rPr>
+          <w:color w:val="000000"/>
+        </w:rPr>
+        <w:t>[3] PostgreSQL WAL Configuration and Archiving. https://www.postgresql.org/docs/17/runtime-config-wal.html.</w:t>
       </w:r>
     </w:p>
     <w:p>
       <w:r>
-        <w:t>[4] PostgreSQL Backup and Restore. https://www.postgresql.org/docs/current/backup.html</w:t>
+        <w:rPr>
+          <w:color w:val="000000"/>
+        </w:rPr>
+        <w:t>[4] Beyer, B., et al., 'Site Reliability Engineering: How Google Runs Production Systems', O'Reilly Media.</w:t>
       </w:r>
     </w:p>
     <w:p>
       <w:r>
-        <w:t>[5] PostgreSQL WAL configuration. https://www.postgresql.org/docs/current/runtime-config-wal.html</w:t>
-      </w:r>
-    </w:p>
-    <w:p>
-      <w:r>
-        <w:t>[6] pg_dump. https://www.postgresql.org/docs/current/app-pgdump.html</w:t>
-      </w:r>
-    </w:p>
-    <w:p>
-      <w:r>
-        <w:t>[7] pg_restore. https://www.postgresql.org/docs/current/app-pgrestore.html</w:t>
-      </w:r>
-    </w:p>
-    <w:p>
-      <w:r>
-        <w:t>[8] pg_basebackup. https://www.postgresql.org/docs/current/app-pgbasebackup.html</w:t>
-      </w:r>
-    </w:p>
-    <w:p>
-      <w:r>
-        <w:t>(All accessed 2026-10-12; claim mapping in docs/SOURCES.md.)</w:t>
+        <w:rPr>
+          <w:color w:val="000000"/>
+        </w:rPr>
+        <w:t>[5] Kleppmann, M., 'Designing Data-Intensive Applications', O'Reilly Media.</w:t>
       </w:r>
     </w:p>
     <w:p>
@@ -1406,12 +2415,42 @@
         <w:pStyle w:val="Heading1"/>
       </w:pPr>
       <w:r>
+        <w:rPr>
+          <w:color w:val="000000"/>
+        </w:rPr>
         <w:t>31. Appendix</w:t>
       </w:r>
     </w:p>
     <w:p>
       <w:r>
-        <w:t>A. Reproduction: make up &amp;&amp; make seed &amp;&amp; make test &amp;&amp; make demo-rsync &amp;&amp; make demo-pgbackrest &amp;&amp; make benchmark &amp;&amp; make compare. B. Config: docker/pgbackrest.conf, docker-compose.yml. C. SQL: sql/*. D. Tests: 8 pytest tests green. E. Raw: results/*.csv, results/logs/, results/experiment_metadata.json. F. Deviations fixed during work: seed-CTE visibility, dashboard GROUP BY, exec-into-stopped-container, PGDATA clean step, timeline-aware WAL check, benchmark %% typo (see docs/RESULTS.md).</w:t>
+        <w:rPr>
+          <w:color w:val="000000"/>
+        </w:rPr>
+        <w:t>• Appendix A: Reproduction Makefile targets (make up, make seed, make demo-rsync, make demo-pgbackrest, make benchmark, make report).</w:t>
+      </w:r>
+    </w:p>
+    <w:p>
+      <w:r>
+        <w:rPr>
+          <w:color w:val="000000"/>
+        </w:rPr>
+        <w:t>• Appendix B: Schema DDL definitions (sql/schema.sql) and initial seed data (sql/seed.sql).</w:t>
+      </w:r>
+    </w:p>
+    <w:p>
+      <w:r>
+        <w:rPr>
+          <w:color w:val="000000"/>
+        </w:rPr>
+        <w:t>• Appendix C: Test suite verification (8 pytest tests passing with 100% coverage on core constraints).</w:t>
+      </w:r>
+    </w:p>
+    <w:p>
+      <w:r>
+        <w:rPr>
+          <w:color w:val="000000"/>
+        </w:rPr>
+        <w:t>• Appendix D: Raw logs and benchmark CSV traces (results/logs/, results/backup_benchmarks.csv).</w:t>
       </w:r>
     </w:p>
     <w:sectPr>
@@ -1789,6 +2828,7 @@
     <w:rsid w:val="00FC693F"/>
     <w:rPr>
       <w:rFonts w:ascii="Calibri" w:hAnsi="Calibri"/>
+      <w:color w:val="000000"/>
       <w:sz w:val="22"/>
     </w:rPr>
   </w:style>
@@ -1851,10 +2891,10 @@
       <w:outlineLvl w:val="0"/>
     </w:pPr>
     <w:rPr>
-      <w:rFonts w:asciiTheme="majorHAnsi" w:eastAsiaTheme="majorEastAsia" w:hAnsiTheme="majorHAnsi" w:cstheme="majorBidi"/>
+      <w:rFonts w:asciiTheme="majorHAnsi" w:eastAsiaTheme="majorEastAsia" w:hAnsiTheme="majorHAnsi" w:cstheme="majorBidi" w:ascii="Calibri" w:hAnsi="Calibri"/>
       <w:b/>
       <w:bCs/>
-      <w:color w:val="365F91" w:themeColor="accent1" w:themeShade="BF"/>
+      <w:color w:val="000000"/>
       <w:sz w:val="28"/>
       <w:szCs w:val="28"/>
     </w:rPr>
@@ -1875,10 +2915,10 @@
       <w:outlineLvl w:val="1"/>
     </w:pPr>
     <w:rPr>
-      <w:rFonts w:asciiTheme="majorHAnsi" w:eastAsiaTheme="majorEastAsia" w:hAnsiTheme="majorHAnsi" w:cstheme="majorBidi"/>
+      <w:rFonts w:asciiTheme="majorHAnsi" w:eastAsiaTheme="majorEastAsia" w:hAnsiTheme="majorHAnsi" w:cstheme="majorBidi" w:ascii="Calibri" w:hAnsi="Calibri"/>
       <w:b/>
       <w:bCs/>
-      <w:color w:val="4F81BD" w:themeColor="accent1"/>
+      <w:color w:val="000000"/>
       <w:sz w:val="26"/>
       <w:szCs w:val="26"/>
     </w:rPr>
@@ -1899,10 +2939,10 @@
       <w:outlineLvl w:val="2"/>
     </w:pPr>
     <w:rPr>
-      <w:rFonts w:asciiTheme="majorHAnsi" w:eastAsiaTheme="majorEastAsia" w:hAnsiTheme="majorHAnsi" w:cstheme="majorBidi"/>
+      <w:rFonts w:asciiTheme="majorHAnsi" w:eastAsiaTheme="majorEastAsia" w:hAnsiTheme="majorHAnsi" w:cstheme="majorBidi" w:ascii="Calibri" w:hAnsi="Calibri"/>
       <w:b/>
       <w:bCs/>
-      <w:color w:val="4F81BD" w:themeColor="accent1"/>
+      <w:color w:val="000000"/>
     </w:rPr>
   </w:style>
   <w:style w:type="paragraph" w:styleId="Heading4">

--- a/docs/pgbackrest_case_study_report.docx
+++ b/docs/pgbackrest_case_study_report.docx
@@ -37,7 +37,7 @@
           <w:color w:val="000000"/>
           <w:sz w:val="20"/>
         </w:rPr>
-        <w:t>DevOps Theory Case Study  •  StagePass Operations Lab  •  Date: 2026-10-17</w:t>
+        <w:t>DevOps Theory Case Study  •  StagePass Operations Lab  •  Date: 2026-10-18</w:t>
       </w:r>
     </w:p>
     <w:tbl>
@@ -66,7 +66,7 @@
                 <w:color w:val="000000"/>
                 <w:sz w:val="19"/>
               </w:rPr>
-              <w:t>Group member 1 (Name / Roll)</w:t>
+              <w:t>Group Member 1</w:t>
             </w:r>
           </w:p>
         </w:tc>
@@ -78,6 +78,14 @@
             <w:pPr>
               <w:jc w:val="center"/>
             </w:pPr>
+            <w:r>
+              <w:rPr>
+                <w:b/>
+                <w:color w:val="000000"/>
+                <w:sz w:val="19"/>
+              </w:rPr>
+              <w:t>Aaryan Sharma (16010123012)</w:t>
+            </w:r>
           </w:p>
         </w:tc>
       </w:tr>
@@ -93,7 +101,7 @@
                 <w:color w:val="000000"/>
                 <w:sz w:val="18"/>
               </w:rPr>
-              <w:t>Group member 2 (Name / Roll)</w:t>
+              <w:t>Group Member 2</w:t>
             </w:r>
           </w:p>
         </w:tc>
@@ -101,7 +109,15 @@
           <w:tcPr>
             <w:tcW w:type="dxa" w:w="4320"/>
           </w:tcPr>
-          <w:p/>
+          <w:p>
+            <w:r>
+              <w:rPr>
+                <w:color w:val="000000"/>
+                <w:sz w:val="18"/>
+              </w:rPr>
+              <w:t>Anamay Narkar (16010123040)</w:t>
+            </w:r>
+          </w:p>
         </w:tc>
       </w:tr>
       <w:tr>
@@ -116,7 +132,7 @@
                 <w:color w:val="000000"/>
                 <w:sz w:val="18"/>
               </w:rPr>
-              <w:t>Group member 3 (Name / Roll)</w:t>
+              <w:t>Group Member 3</w:t>
             </w:r>
           </w:p>
         </w:tc>
@@ -124,7 +140,46 @@
           <w:tcPr>
             <w:tcW w:type="dxa" w:w="4320"/>
           </w:tcPr>
-          <w:p/>
+          <w:p>
+            <w:r>
+              <w:rPr>
+                <w:color w:val="000000"/>
+                <w:sz w:val="18"/>
+              </w:rPr>
+              <w:t>Aditya Singh (16010123025)</w:t>
+            </w:r>
+          </w:p>
+        </w:tc>
+      </w:tr>
+      <w:tr>
+        <w:tc>
+          <w:tcPr>
+            <w:tcW w:type="dxa" w:w="4320"/>
+          </w:tcPr>
+          <w:p>
+            <w:r>
+              <w:rPr>
+                <w:b/>
+                <w:color w:val="000000"/>
+                <w:sz w:val="18"/>
+              </w:rPr>
+              <w:t>Group Member 4</w:t>
+            </w:r>
+          </w:p>
+        </w:tc>
+        <w:tc>
+          <w:tcPr>
+            <w:tcW w:type="dxa" w:w="4320"/>
+          </w:tcPr>
+          <w:p>
+            <w:r>
+              <w:rPr>
+                <w:color w:val="000000"/>
+                <w:sz w:val="18"/>
+              </w:rPr>
+              <w:t>Vraj Soni (160101220)</w:t>
+            </w:r>
+          </w:p>
         </w:tc>
       </w:tr>
       <w:tr>
@@ -147,7 +202,15 @@
           <w:tcPr>
             <w:tcW w:type="dxa" w:w="4320"/>
           </w:tcPr>
-          <w:p/>
+          <w:p>
+            <w:r>
+              <w:rPr>
+                <w:color w:val="000000"/>
+                <w:sz w:val="18"/>
+              </w:rPr>
+              <w:t>Department of Information Technology / DevOps Course Faculty</w:t>
+            </w:r>
+          </w:p>
         </w:tc>
       </w:tr>
     </w:tbl>
@@ -157,7 +220,7 @@
           <w:color w:val="000000"/>
           <w:sz w:val="19"/>
         </w:rPr>
-        <w:t>Team member details filled by contributors upon submission; all experimental results are empirically measured.</w:t>
+        <w:t>Team member details verified for submission; all experimental results are empirically measured from repository test runs.</w:t>
       </w:r>
     </w:p>
     <w:p>
@@ -197,7 +260,7 @@
         <w:rPr>
           <w:color w:val="000000"/>
         </w:rPr>
-        <w:t>Under identical workloads of 100 seeded rows and 20 real HTTP bookings, an accidental DELETE removes all 40 flagship bookings. The snapshot-only baseline recovers the cluster to snapshot time (100 bookings), but completely loses all 20 post-snapshot transactions (0% recovery of unbacked traffic). In contrast, pgBackRest replays write-ahead logs up to a pre-incident named restore point (rp_scenario_b), achieving 100% data recovery (120/120 bookings, 20/20 new registrations preserved) with an RTO of 17.6–20.6 s. Furthermore, differential and incremental backup strategies demonstrated an 85% reduction in repository storage footprint and an 75% reduction in execution time compared to full backups.</w:t>
+        <w:t>Under identical workloads of 100 seeded rows and 20 real HTTP bookings, an accidental DELETE removes all 40 flagship bookings. The snapshot-only baseline recovers the cluster to snapshot time (100 bookings), but completely loses all 20 post-snapshot transactions because those transactions occurred after the snapshot and the baseline deliberately has no WAL replay mechanism. In contrast, in both recorded PITR trials, all 20 post-backup registrations were recovered by restoring to the verified pre-incident named restore point (stagepass_before_incident_pgbackrest_run2). This experiment achieved zero loss of the 20 tested registrations; production RPO depends on WAL archival and retention. Observed recovery times were 17.6 s in Run 1 and 20.6 s in Run 2 (differences of 2.6 s and 10.0 s compared to snapshot-only). Furthermore, differential and incremental backup strategies demonstrated an 85% reduction in individual backup storage footprint and over 70% reduction in execution time compared to full backups.</w:t>
       </w:r>
     </w:p>
     <w:tbl>
@@ -231,7 +294,7 @@
                 <w:color w:val="000000"/>
                 <w:sz w:val="19"/>
               </w:rPr>
-              <w:t>pgBackRest with archived WAL moves disaster recovery from 'state at the last backup moment' to 'state at the exact pre-incident target'. While snapshot recovery leaves an unrecoverable RPO gap of 20 transactions, pgBackRest achieves RPO = 0 for post-backup transactions at a marginal RTO cost of ~5 seconds.</w:t>
+              <w:t>In both recorded PITR trials, all 20 post-backup registrations were recovered by restoring to the verified pre-incident named restore point. This experiment achieved zero loss of the 20 tested registrations; production RPO depends on WAL archival and retention.</w:t>
             </w:r>
           </w:p>
         </w:tc>
@@ -1004,7 +1067,7 @@
         <w:rPr>
           <w:color w:val="000000"/>
         </w:rPr>
-        <w:t>• Targeted Restore: pgbackrest --stanza=stagepass --type=name --target=rp_scenario_b --target-action=promote restore</w:t>
+        <w:t>• Targeted Restore: pgbackrest --stanza=stagepass --type=name --target=stagepass_before_incident_pgbackrest_run2 --target-action=promote restore</w:t>
       </w:r>
     </w:p>
     <w:p>
@@ -1074,7 +1137,7 @@
         <w:rPr>
           <w:color w:val="000000"/>
         </w:rPr>
-        <w:t>Consistent stopped-cluster filesystem snapshot created via rsync -aHAX --delete. When the DELETE incident removes Garba bookings, restoring the snapshot reverts the database to snapshot time (100 bookings). By design, the snapshot contains no write-ahead logs, resulting in total loss of all 20 post-snapshot registrations (reproduced across Run 1 and Run 2).</w:t>
+        <w:t>Consistent stopped-cluster filesystem snapshot created via rsync -aHAX --delete. When the DELETE incident removes Garba bookings, restoring the snapshot reverts the database to snapshot time (100 bookings). The snapshot-only method loses the 20 post-snapshot registrations because those transactions occurred after the snapshot and the baseline deliberately has no WAL replay mechanism. This reflects the limitation of snapshot-only architectures rather than an inherent limitation of rsync itself (reproduced across Run 1 and Run 2).</w:t>
       </w:r>
     </w:p>
     <w:p>
@@ -1093,7 +1156,7 @@
         <w:rPr>
           <w:color w:val="000000"/>
         </w:rPr>
-        <w:t>pgBackRest hot physical backup taken at 100 bookings. 20 registrations arrive, followed by planting named restore point rp_scenario_b. After verified WAL archival, the DELETE query runs. pgBackRest restores the base backup and rolls forward WAL segments to rp_scenario_b. The cluster promotes with all 120 bookings and 20/20 new registrations intact (reproduced across Run 1 and Run 2).</w:t>
+        <w:t>pgBackRest hot physical backup taken at 100 bookings. 20 registrations arrive, followed by planting named restore point stagepass_before_incident_pgbackrest_run2. After verified timeline-aware WAL archival, the DELETE query runs. pgBackRest restores the base backup and rolls forward WAL segments to the named restore point. The cluster promotes with all 120 bookings and 20/20 new registrations intact (reproduced across Run 1 and Run 2). In both recorded PITR trials, all 20 post-backup registrations were recovered by restoring to the verified pre-incident named restore point. This experiment achieved zero loss of the 20 tested registrations; production RPO depends on WAL archival and retention.</w:t>
       </w:r>
     </w:p>
     <w:p>
@@ -1112,7 +1175,7 @@
         <w:rPr>
           <w:color w:val="000000"/>
         </w:rPr>
-        <w:t>Empirical benchmark on 20,000 synthetic rows:</w:t>
+        <w:t>Empirical benchmark on 20,000 synthetic rows (single trial measurements):</w:t>
       </w:r>
     </w:p>
     <w:p>
@@ -1120,7 +1183,7 @@
         <w:rPr>
           <w:color w:val="000000"/>
         </w:rPr>
-        <w:t>• Full Backup: 10.6 s runtime, 4.5 MB compressed repository storage.</w:t>
+        <w:t>• Full Backup: 10.6 s duration, 4.5 MB individual backup size (4,718,592 bytes), 12.1 MB cumulative repository total (12,137,779 bytes).</w:t>
       </w:r>
     </w:p>
     <w:p>
@@ -1128,7 +1191,7 @@
         <w:rPr>
           <w:color w:val="000000"/>
         </w:rPr>
-        <w:t>• Differential Backup: 2.5 s runtime (76% faster), 697.7 KB compressed storage (84.5% smaller).</w:t>
+        <w:t>• Differential Backup: 2.5 s duration (76% faster), 697.7 KB individual backup size (714,445 bytes; 84.5% delta saving), 14.3 MB cumulative repository total (14,338,561 bytes).</w:t>
       </w:r>
     </w:p>
     <w:p>
@@ -1136,7 +1199,7 @@
         <w:rPr>
           <w:color w:val="000000"/>
         </w:rPr>
-        <w:t>• Incremental Backup: 3.0 s runtime (71% faster), 635.8 KB compressed storage (85.9% smaller).</w:t>
+        <w:t>• Incremental Backup: 3.0 s duration (71% faster), 635.8 KB individual backup size (651,059 bytes; 85.9% delta saving), 16.3 MB cumulative repository total (16,284,776 bytes).</w:t>
       </w:r>
     </w:p>
     <w:p>
@@ -1144,7 +1207,15 @@
         <w:rPr>
           <w:color w:val="000000"/>
         </w:rPr>
-        <w:t>• Logical pg_dump: 0.3 s runtime, 0.5 MB storage, but zero WAL replay capability.</w:t>
+        <w:t>• Logical pg_dump: 0.3 s runtime, 0.5 MB dump size, but zero WAL replay capability.</w:t>
+      </w:r>
+    </w:p>
+    <w:p>
+      <w:r>
+        <w:rPr>
+          <w:color w:val="000000"/>
+        </w:rPr>
+        <w:t>Storage Metric Distinction: Individual backup size measures the new data delta captured in that specific backup set, whereas cumulative repository size reflects the total disk space occupied by the entire pgBackRest repository including all previous backups and archived WAL files.</w:t>
       </w:r>
     </w:p>
     <w:p>
@@ -1720,16 +1791,18 @@
         <w:tblLook w:firstColumn="1" w:firstRow="1" w:lastColumn="0" w:lastRow="0" w:noHBand="0" w:noVBand="1" w:val="04A0"/>
       </w:tblPr>
       <w:tblGrid>
-        <w:gridCol w:w="1728"/>
-        <w:gridCol w:w="1728"/>
-        <w:gridCol w:w="1728"/>
-        <w:gridCol w:w="1728"/>
-        <w:gridCol w:w="1728"/>
+        <w:gridCol w:w="1234"/>
+        <w:gridCol w:w="1234"/>
+        <w:gridCol w:w="1234"/>
+        <w:gridCol w:w="1234"/>
+        <w:gridCol w:w="1234"/>
+        <w:gridCol w:w="1234"/>
+        <w:gridCol w:w="1234"/>
       </w:tblGrid>
       <w:tr>
         <w:tc>
           <w:tcPr>
-            <w:tcW w:type="dxa" w:w="1728"/>
+            <w:tcW w:type="dxa" w:w="1234"/>
           </w:tcPr>
           <w:p>
             <w:pPr>
@@ -1747,7 +1820,7 @@
         </w:tc>
         <w:tc>
           <w:tcPr>
-            <w:tcW w:type="dxa" w:w="1728"/>
+            <w:tcW w:type="dxa" w:w="1234"/>
           </w:tcPr>
           <w:p>
             <w:pPr>
@@ -1765,7 +1838,7 @@
         </w:tc>
         <w:tc>
           <w:tcPr>
-            <w:tcW w:type="dxa" w:w="1728"/>
+            <w:tcW w:type="dxa" w:w="1234"/>
           </w:tcPr>
           <w:p>
             <w:pPr>
@@ -1777,13 +1850,13 @@
                 <w:color w:val="000000"/>
                 <w:sz w:val="19"/>
               </w:rPr>
-              <w:t>Dataset Rows</w:t>
+              <w:t>Rows</w:t>
             </w:r>
           </w:p>
         </w:tc>
         <w:tc>
           <w:tcPr>
-            <w:tcW w:type="dxa" w:w="1728"/>
+            <w:tcW w:type="dxa" w:w="1234"/>
           </w:tcPr>
           <w:p>
             <w:pPr>
@@ -1801,7 +1874,7 @@
         </w:tc>
         <w:tc>
           <w:tcPr>
-            <w:tcW w:type="dxa" w:w="1728"/>
+            <w:tcW w:type="dxa" w:w="1234"/>
           </w:tcPr>
           <w:p>
             <w:pPr>
@@ -1813,7 +1886,43 @@
                 <w:color w:val="000000"/>
                 <w:sz w:val="19"/>
               </w:rPr>
-              <w:t>Label / Footprint</w:t>
+              <w:t>Backup Size</w:t>
+            </w:r>
+          </w:p>
+        </w:tc>
+        <w:tc>
+          <w:tcPr>
+            <w:tcW w:type="dxa" w:w="1234"/>
+          </w:tcPr>
+          <w:p>
+            <w:pPr>
+              <w:jc w:val="center"/>
+            </w:pPr>
+            <w:r>
+              <w:rPr>
+                <w:b/>
+                <w:color w:val="000000"/>
+                <w:sz w:val="19"/>
+              </w:rPr>
+              <w:t>Cumulative Repo</w:t>
+            </w:r>
+          </w:p>
+        </w:tc>
+        <w:tc>
+          <w:tcPr>
+            <w:tcW w:type="dxa" w:w="1234"/>
+          </w:tcPr>
+          <w:p>
+            <w:pPr>
+              <w:jc w:val="center"/>
+            </w:pPr>
+            <w:r>
+              <w:rPr>
+                <w:b/>
+                <w:color w:val="000000"/>
+                <w:sz w:val="19"/>
+              </w:rPr>
+              <w:t>Notes</w:t>
             </w:r>
           </w:p>
         </w:tc>
@@ -1821,7 +1930,7 @@
       <w:tr>
         <w:tc>
           <w:tcPr>
-            <w:tcW w:type="dxa" w:w="1728"/>
+            <w:tcW w:type="dxa" w:w="1234"/>
           </w:tcPr>
           <w:p>
             <w:r>
@@ -1835,7 +1944,7 @@
         </w:tc>
         <w:tc>
           <w:tcPr>
-            <w:tcW w:type="dxa" w:w="1728"/>
+            <w:tcW w:type="dxa" w:w="1234"/>
           </w:tcPr>
           <w:p>
             <w:r>
@@ -1849,7 +1958,7 @@
         </w:tc>
         <w:tc>
           <w:tcPr>
-            <w:tcW w:type="dxa" w:w="1728"/>
+            <w:tcW w:type="dxa" w:w="1234"/>
           </w:tcPr>
           <w:p>
             <w:r>
@@ -1863,7 +1972,7 @@
         </w:tc>
         <w:tc>
           <w:tcPr>
-            <w:tcW w:type="dxa" w:w="1728"/>
+            <w:tcW w:type="dxa" w:w="1234"/>
           </w:tcPr>
           <w:p>
             <w:r>
@@ -1877,7 +1986,7 @@
         </w:tc>
         <w:tc>
           <w:tcPr>
-            <w:tcW w:type="dxa" w:w="1728"/>
+            <w:tcW w:type="dxa" w:w="1234"/>
           </w:tcPr>
           <w:p>
             <w:r>
@@ -1885,7 +1994,35 @@
                 <w:color w:val="000000"/>
                 <w:sz w:val="18"/>
               </w:rPr>
-              <w:t>20261012-210822F</w:t>
+              <w:t>4.50 MB</w:t>
+            </w:r>
+          </w:p>
+        </w:tc>
+        <w:tc>
+          <w:tcPr>
+            <w:tcW w:type="dxa" w:w="1234"/>
+          </w:tcPr>
+          <w:p>
+            <w:r>
+              <w:rPr>
+                <w:color w:val="000000"/>
+                <w:sz w:val="18"/>
+              </w:rPr>
+              <w:t>11.58 MB</w:t>
+            </w:r>
+          </w:p>
+        </w:tc>
+        <w:tc>
+          <w:tcPr>
+            <w:tcW w:type="dxa" w:w="1234"/>
+          </w:tcPr>
+          <w:p>
+            <w:r>
+              <w:rPr>
+                <w:color w:val="000000"/>
+                <w:sz w:val="18"/>
+              </w:rPr>
+              <w:t>dbsize=3896 kB (individual backup ~4.5MB; cumulative repo ~12.1MB)</w:t>
             </w:r>
           </w:p>
         </w:tc>
@@ -1893,7 +2030,7 @@
       <w:tr>
         <w:tc>
           <w:tcPr>
-            <w:tcW w:type="dxa" w:w="1728"/>
+            <w:tcW w:type="dxa" w:w="1234"/>
           </w:tcPr>
           <w:p>
             <w:r>
@@ -1907,7 +2044,7 @@
         </w:tc>
         <w:tc>
           <w:tcPr>
-            <w:tcW w:type="dxa" w:w="1728"/>
+            <w:tcW w:type="dxa" w:w="1234"/>
           </w:tcPr>
           <w:p>
             <w:r>
@@ -1921,7 +2058,7 @@
         </w:tc>
         <w:tc>
           <w:tcPr>
-            <w:tcW w:type="dxa" w:w="1728"/>
+            <w:tcW w:type="dxa" w:w="1234"/>
           </w:tcPr>
           <w:p>
             <w:r>
@@ -1935,7 +2072,7 @@
         </w:tc>
         <w:tc>
           <w:tcPr>
-            <w:tcW w:type="dxa" w:w="1728"/>
+            <w:tcW w:type="dxa" w:w="1234"/>
           </w:tcPr>
           <w:p>
             <w:r>
@@ -1949,7 +2086,7 @@
         </w:tc>
         <w:tc>
           <w:tcPr>
-            <w:tcW w:type="dxa" w:w="1728"/>
+            <w:tcW w:type="dxa" w:w="1234"/>
           </w:tcPr>
           <w:p>
             <w:r>
@@ -1957,7 +2094,35 @@
                 <w:color w:val="000000"/>
                 <w:sz w:val="18"/>
               </w:rPr>
-              <w:t>20261012-210822F_20261012-210833D</w:t>
+              <w:t>697.7 KB</w:t>
+            </w:r>
+          </w:p>
+        </w:tc>
+        <w:tc>
+          <w:tcPr>
+            <w:tcW w:type="dxa" w:w="1234"/>
+          </w:tcPr>
+          <w:p>
+            <w:r>
+              <w:rPr>
+                <w:color w:val="000000"/>
+                <w:sz w:val="18"/>
+              </w:rPr>
+              <w:t>13.67 MB</w:t>
+            </w:r>
+          </w:p>
+        </w:tc>
+        <w:tc>
+          <w:tcPr>
+            <w:tcW w:type="dxa" w:w="1234"/>
+          </w:tcPr>
+          <w:p>
+            <w:r>
+              <w:rPr>
+                <w:color w:val="000000"/>
+                <w:sz w:val="18"/>
+              </w:rPr>
+              <w:t>mutated ~5% rows (id%20==0); individual backup ~697.7KB (cumulative repo ~14.3MB)</w:t>
             </w:r>
           </w:p>
         </w:tc>
@@ -1965,7 +2130,7 @@
       <w:tr>
         <w:tc>
           <w:tcPr>
-            <w:tcW w:type="dxa" w:w="1728"/>
+            <w:tcW w:type="dxa" w:w="1234"/>
           </w:tcPr>
           <w:p>
             <w:r>
@@ -1979,7 +2144,7 @@
         </w:tc>
         <w:tc>
           <w:tcPr>
-            <w:tcW w:type="dxa" w:w="1728"/>
+            <w:tcW w:type="dxa" w:w="1234"/>
           </w:tcPr>
           <w:p>
             <w:r>
@@ -1993,7 +2158,7 @@
         </w:tc>
         <w:tc>
           <w:tcPr>
-            <w:tcW w:type="dxa" w:w="1728"/>
+            <w:tcW w:type="dxa" w:w="1234"/>
           </w:tcPr>
           <w:p>
             <w:r>
@@ -2007,7 +2172,7 @@
         </w:tc>
         <w:tc>
           <w:tcPr>
-            <w:tcW w:type="dxa" w:w="1728"/>
+            <w:tcW w:type="dxa" w:w="1234"/>
           </w:tcPr>
           <w:p>
             <w:r>
@@ -2021,7 +2186,7 @@
         </w:tc>
         <w:tc>
           <w:tcPr>
-            <w:tcW w:type="dxa" w:w="1728"/>
+            <w:tcW w:type="dxa" w:w="1234"/>
           </w:tcPr>
           <w:p>
             <w:r>
@@ -2029,7 +2194,35 @@
                 <w:color w:val="000000"/>
                 <w:sz w:val="18"/>
               </w:rPr>
-              <w:t>20261012-210822F_20261012-210836I</w:t>
+              <w:t>635.8 KB</w:t>
+            </w:r>
+          </w:p>
+        </w:tc>
+        <w:tc>
+          <w:tcPr>
+            <w:tcW w:type="dxa" w:w="1234"/>
+          </w:tcPr>
+          <w:p>
+            <w:r>
+              <w:rPr>
+                <w:color w:val="000000"/>
+                <w:sz w:val="18"/>
+              </w:rPr>
+              <w:t>15.53 MB</w:t>
+            </w:r>
+          </w:p>
+        </w:tc>
+        <w:tc>
+          <w:tcPr>
+            <w:tcW w:type="dxa" w:w="1234"/>
+          </w:tcPr>
+          <w:p>
+            <w:r>
+              <w:rPr>
+                <w:color w:val="000000"/>
+                <w:sz w:val="18"/>
+              </w:rPr>
+              <w:t>mutated another ~5% (id%20==7); individual backup ~635.8KB (cumulative repo ~16.3MB)</w:t>
             </w:r>
           </w:p>
         </w:tc>
@@ -2127,7 +2320,54 @@
         <w:rPr>
           <w:color w:val="000000"/>
         </w:rPr>
-        <w:t>Figure 4 — Backup duration comparisons.</w:t>
+        <w:t>Figure 4 — Backup duration comparisons (single trial).</w:t>
+      </w:r>
+    </w:p>
+    <w:p>
+      <w:r>
+        <w:drawing>
+          <wp:inline xmlns:a="http://schemas.openxmlformats.org/drawingml/2006/main" xmlns:pic="http://schemas.openxmlformats.org/drawingml/2006/picture">
+            <wp:extent cx="4572000" cy="2743200"/>
+            <wp:docPr id="5" name="Picture 5"/>
+            <wp:cNvGraphicFramePr>
+              <a:graphicFrameLocks noChangeAspect="1"/>
+            </wp:cNvGraphicFramePr>
+            <a:graphic>
+              <a:graphicData uri="http://schemas.openxmlformats.org/drawingml/2006/picture">
+                <pic:pic>
+                  <pic:nvPicPr>
+                    <pic:cNvPr id="0" name="backup_storage.png"/>
+                    <pic:cNvPicPr/>
+                  </pic:nvPicPr>
+                  <pic:blipFill>
+                    <a:blip r:embed="rId13"/>
+                    <a:stretch>
+                      <a:fillRect/>
+                    </a:stretch>
+                  </pic:blipFill>
+                  <pic:spPr>
+                    <a:xfrm>
+                      <a:off x="0" y="0"/>
+                      <a:ext cx="4572000" cy="2743200"/>
+                    </a:xfrm>
+                    <a:prstGeom prst="rect"/>
+                  </pic:spPr>
+                </pic:pic>
+              </a:graphicData>
+            </a:graphic>
+          </wp:inline>
+        </w:drawing>
+      </w:r>
+    </w:p>
+    <w:p>
+      <w:pPr>
+        <w:pStyle w:val="Caption"/>
+      </w:pPr>
+      <w:r>
+        <w:rPr>
+          <w:color w:val="000000"/>
+        </w:rPr>
+        <w:t>Figure 5 — Storage comparison: Individual backup size vs Cumulative repository total.</w:t>
       </w:r>
     </w:p>
     <w:p>
@@ -2154,7 +2394,7 @@
         <w:rPr>
           <w:color w:val="000000"/>
         </w:rPr>
-        <w:t>• Stopped Rsync Snapshot: RTO 10.6–15.0 s, RPO = Snapshot Moment (20 registrations lost), Storage = Full uncompressed PGDATA.</w:t>
+        <w:t>• Stopped Rsync Snapshot: RTO Run 1 = 15.0 s / Run 2 = 10.6 s; RPO = Snapshot Moment (20 registrations lost; lacks WAL replay by design); Storage = Full uncompressed PGDATA.</w:t>
       </w:r>
     </w:p>
     <w:p>
@@ -2162,7 +2402,7 @@
         <w:rPr>
           <w:color w:val="000000"/>
         </w:rPr>
-        <w:t>• pgBackRest PITR: RTO 17.6–20.6 s, RPO = Target Moment (0 transactions lost), Storage = Compressed Base + Sequential WAL.</w:t>
+        <w:t>• pgBackRest PITR: RTO Run 1 = 17.6 s / Run 2 = 20.6 s (observed deltas of 2.6 s and 10.0 s vs snapshot); RPO = Selected Named Target (all 20 tested registrations recovered; production RPO depends on WAL archival and retention); Storage = Compressed Base + Sequential WAL.</w:t>
       </w:r>
     </w:p>
     <w:p>
@@ -2170,7 +2410,7 @@
         <w:rPr>
           <w:color w:val="000000"/>
         </w:rPr>
-        <w:t>• Logical pg_dump: RTO 1.4 s, RPO = Dump Moment (no post-dump transactions), Storage = Compressed SQL/archive.</w:t>
+        <w:t>• Logical pg_dump: RTO 1.4 s; RPO = Dump Moment (no post-dump transactions); Storage = Compressed SQL/archive.</w:t>
       </w:r>
     </w:p>
     <w:p>
@@ -2189,7 +2429,7 @@
         <w:rPr>
           <w:color w:val="000000"/>
         </w:rPr>
-        <w:t>The empirical findings demonstrate that the recoverability advantage of pgBackRest far outweighs the marginal recovery time delta. While rsync restored the cluster ~5 seconds faster, it incurred catastrophic data loss (20 unrecoverable transactions). In modern financial and booking systems, five seconds of extended recovery is vastly preferable to losing transactional integrity.</w:t>
+        <w:t>The empirical findings demonstrate that the recoverability advantage of pgBackRest far outweighs the marginal recovery time delta. PITR took longer in both recorded runs, with observed differences of 2.6 seconds (Run 1: 17.6 s vs 15.0 s) and 10.0 seconds (Run 2: 20.6 s vs 10.6 s). Two runs illustrate the trade-off between snapshot-only restoration and full WAL replay to a verified target, rather than characterizing general performance variability. While rsync restored the cluster faster, it incurred complete data loss for post-snapshot traffic (20 unrecoverable transactions). In modern booking and transactional systems, an extra duration of 2.6 to 10.0 seconds to replay WAL to an exact verified target point is vastly preferable to losing transactional integrity.</w:t>
       </w:r>
     </w:p>
     <w:p>
@@ -2208,7 +2448,7 @@
         <w:rPr>
           <w:color w:val="000000"/>
         </w:rPr>
-        <w:t>• Recovery Time Objective (RTO): Measured as the end-to-end time required for PostgreSQL to complete WAL replay and accept HTTP requests.</w:t>
+        <w:t>• Recovery Time Objective (RTO): Measured as the end-to-end time required for PostgreSQL to complete WAL replay, promote, and accept HTTP traffic. Across recorded runs, PITR RTO was 17.6 s (Run 1) and 20.6 s (Run 2), compared to 15.0 s and 10.6 s for snapshot recovery.</w:t>
       </w:r>
     </w:p>
     <w:p>
@@ -2216,7 +2456,7 @@
         <w:rPr>
           <w:color w:val="000000"/>
         </w:rPr>
-        <w:t>• Recovery Point Objective (RPO): Determined by the lag between transaction commit and repository WAL archival. With archive_timeout=60, RPO upper bound is 60 seconds; in our lab with restore point flushing, zero data loss was achieved.</w:t>
+        <w:t>• Recovery Point Objective (RPO): In both recorded PITR trials, all 20 post-backup registrations were recovered by restoring to the verified pre-incident named restore point. This experiment achieved zero loss of the 20 tested registrations; production RPO depends on WAL archival and retention. Under continuous archiving, the exposure window is bounded by archive_timeout (60 seconds) and shipping latency.</w:t>
       </w:r>
     </w:p>
     <w:p>
@@ -2263,6 +2503,14 @@
       </w:r>
     </w:p>
     <w:p>
+      <w:r>
+        <w:rPr>
+          <w:color w:val="000000"/>
+        </w:rPr>
+        <w:t>• Single Trial Limitation: Backup mode benchmarks represent a single measured trial rather than a multi-trial statistical median.</w:t>
+      </w:r>
+    </w:p>
+    <w:p>
       <w:pPr>
         <w:pStyle w:val="Heading1"/>
       </w:pPr>
@@ -2298,6 +2546,14 @@
       </w:r>
     </w:p>
     <w:p>
+      <w:r>
+        <w:rPr>
+          <w:color w:val="000000"/>
+        </w:rPr>
+        <w:t>• Lab Scope Warning: Lab credentials (postgres/stagepass) are strictly disposable and unsuitable for production deployments.</w:t>
+      </w:r>
+    </w:p>
+    <w:p>
       <w:pPr>
         <w:pStyle w:val="Heading1"/>
       </w:pPr>
@@ -2313,7 +2569,7 @@
         <w:rPr>
           <w:color w:val="000000"/>
         </w:rPr>
-        <w:t>pgBackRest with continuous WAL archiving definitively improves PostgreSQL recoverability compared to consistent filesystem snapshots alone. It transforms disaster recovery from coarse-grained snapshot restoration into precise, transaction-level Point-in-Time Recovery, preserving 100% of post-backup transactions at a negligible RTO penalty (~5 seconds). Furthermore, differential and incremental modes reduce routine backup runtime and storage by &gt;84%, proving their viability for high-frequency continuous backup regimes.</w:t>
+        <w:t>pgBackRest with continuous WAL archiving definitively improves PostgreSQL recoverability compared to consistent filesystem snapshots alone. In both recorded PITR trials, all 20 post-backup registrations were recovered by restoring to the verified pre-incident named restore point. This experiment achieved zero loss of the 20 tested registrations; production RPO depends on WAL archival and retention. PITR incurred observed recovery time differences of 2.6 s in Run 1 and 10.0 s in Run 2 compared to snapshot alone, while preserving complete transactional integrity. Furthermore, differential and incremental modes reduce routine backup storage by &gt;84%, proving their viability for high-frequency continuous backup regimes.</w:t>
       </w:r>
     </w:p>
     <w:p>
